--- a/מסמך אפיון ראשוני.docx
+++ b/מסמך אפיון ראשוני.docx
@@ -1,38 +1,200 @@
 
 <file path=word/document.xml><?xml version="1.0" encoding="utf-8"?>
-<w:document xmlns:wpc="http://schemas.microsoft.com/office/word/2010/wordprocessingCanvas" xmlns:cx="http://schemas.microsoft.com/office/drawing/2014/chartex" xmlns:cx1="http://schemas.microsoft.com/office/drawing/2015/9/8/chartex" xmlns:cx2="http://schemas.microsoft.com/office/drawing/2015/10/21/chartex" xmlns:cx3="http://schemas.microsoft.com/office/drawing/2016/5/9/chartex" xmlns:cx4="http://schemas.microsoft.com/office/drawing/2016/5/10/chartex" xmlns:cx5="http://schemas.microsoft.com/office/drawing/2016/5/11/chartex" xmlns:cx6="http://schemas.microsoft.com/office/drawing/2016/5/12/chartex" xmlns:cx7="http://schemas.microsoft.com/office/drawing/2016/5/13/chartex" xmlns:cx8="http://schemas.microsoft.com/office/drawing/2016/5/14/chartex" xmlns:mc="http://schemas.openxmlformats.org/markup-compatibility/2006" xmlns:aink="http://schemas.microsoft.com/office/drawing/2016/ink" xmlns:am3d="http://schemas.microsoft.com/office/drawing/2017/model3d" xmlns:o="urn:schemas-microsoft-com:office:office" xmlns:r="http://schemas.openxmlformats.org/officeDocument/2006/relationships" xmlns:m="http://schemas.openxmlformats.org/officeDocument/2006/math" xmlns:v="urn:schemas-microsoft-com:vml" xmlns:wp14="http://schemas.microsoft.com/office/word/2010/wordprocessingDrawing" xmlns:wp="http://schemas.openxmlformats.org/drawingml/2006/wordprocessingDrawing" xmlns:w10="urn:schemas-microsoft-com:office:word" xmlns:w="http://schemas.openxmlformats.org/wordprocessingml/2006/main" xmlns:w14="http://schemas.microsoft.com/office/word/2010/wordml" xmlns:w15="http://schemas.microsoft.com/office/word/2012/wordml" xmlns:w16cex="http://schemas.microsoft.com/office/word/2018/wordml/cex" xmlns:w16cid="http://schemas.microsoft.com/office/word/2016/wordml/cid" xmlns:w16="http://schemas.microsoft.com/office/word/2018/wordml" xmlns:w16sdtdh="http://schemas.microsoft.com/office/word/2020/wordml/sdtdatahash" xmlns:w16se="http://schemas.microsoft.com/office/word/2015/wordml/symex" xmlns:wpg="http://schemas.microsoft.com/office/word/2010/wordprocessingGroup" xmlns:wpi="http://schemas.microsoft.com/office/word/2010/wordprocessingInk" xmlns:wne="http://schemas.microsoft.com/office/word/2006/wordml" xmlns:wps="http://schemas.microsoft.com/office/word/2010/wordprocessingShape" mc:Ignorable="w14 w15 w16se w16cid w16 w16cex w16sdtdh wp14">
+<w:document xmlns:wpc="http://schemas.microsoft.com/office/word/2010/wordprocessingCanvas" xmlns:cx="http://schemas.microsoft.com/office/drawing/2014/chartex" xmlns:cx1="http://schemas.microsoft.com/office/drawing/2015/9/8/chartex" xmlns:cx2="http://schemas.microsoft.com/office/drawing/2015/10/21/chartex" xmlns:cx3="http://schemas.microsoft.com/office/drawing/2016/5/9/chartex" xmlns:cx4="http://schemas.microsoft.com/office/drawing/2016/5/10/chartex" xmlns:cx5="http://schemas.microsoft.com/office/drawing/2016/5/11/chartex" xmlns:cx6="http://schemas.microsoft.com/office/drawing/2016/5/12/chartex" xmlns:cx7="http://schemas.microsoft.com/office/drawing/2016/5/13/chartex" xmlns:cx8="http://schemas.microsoft.com/office/drawing/2016/5/14/chartex" xmlns:mc="http://schemas.openxmlformats.org/markup-compatibility/2006" xmlns:aink="http://schemas.microsoft.com/office/drawing/2016/ink" xmlns:am3d="http://schemas.microsoft.com/office/drawing/2017/model3d" xmlns:o="urn:schemas-microsoft-com:office:office" xmlns:oel="http://schemas.microsoft.com/office/2019/extlst" xmlns:r="http://schemas.openxmlformats.org/officeDocument/2006/relationships" xmlns:m="http://schemas.openxmlformats.org/officeDocument/2006/math" xmlns:v="urn:schemas-microsoft-com:vml" xmlns:wp14="http://schemas.microsoft.com/office/word/2010/wordprocessingDrawing" xmlns:wp="http://schemas.openxmlformats.org/drawingml/2006/wordprocessingDrawing" xmlns:w10="urn:schemas-microsoft-com:office:word" xmlns:w="http://schemas.openxmlformats.org/wordprocessingml/2006/main" xmlns:w14="http://schemas.microsoft.com/office/word/2010/wordml" xmlns:w15="http://schemas.microsoft.com/office/word/2012/wordml" xmlns:w16cex="http://schemas.microsoft.com/office/word/2018/wordml/cex" xmlns:w16cid="http://schemas.microsoft.com/office/word/2016/wordml/cid" xmlns:w16="http://schemas.microsoft.com/office/word/2018/wordml" xmlns:w16du="http://schemas.microsoft.com/office/word/2023/wordml/word16du" xmlns:w16sdtdh="http://schemas.microsoft.com/office/word/2020/wordml/sdtdatahash" xmlns:w16se="http://schemas.microsoft.com/office/word/2015/wordml/symex" xmlns:wpg="http://schemas.microsoft.com/office/word/2010/wordprocessingGroup" xmlns:wpi="http://schemas.microsoft.com/office/word/2010/wordprocessingInk" xmlns:wne="http://schemas.microsoft.com/office/word/2006/wordml" xmlns:wps="http://schemas.microsoft.com/office/word/2010/wordprocessingShape" mc:Ignorable="w14 w15 w16se w16cid w16 w16cex w16sdtdh w16du wp14">
   <w:body>
     <w:p>
       <w:pPr>
         <w:spacing w:line="276" w:lineRule="auto"/>
-        <w:rPr>
-          <w:b/>
-          <w:bCs/>
+        <w:jc w:val="center"/>
+        <w:rPr>
+          <w:rFonts w:ascii="David" w:hAnsi="David" w:cs="David"/>
+          <w:sz w:val="40"/>
+          <w:szCs w:val="40"/>
+          <w:rtl/>
+        </w:rPr>
+      </w:pPr>
+      <w:r>
+        <w:rPr>
+          <w:rFonts w:ascii="David" w:hAnsi="David" w:cs="David" w:hint="cs"/>
+          <w:sz w:val="40"/>
+          <w:szCs w:val="40"/>
+          <w:rtl/>
+        </w:rPr>
+        <w:t>שם הקורס: ניתוח מערכות מידע</w:t>
+      </w:r>
+    </w:p>
+    <w:p>
+      <w:pPr>
+        <w:spacing w:line="276" w:lineRule="auto"/>
+        <w:jc w:val="center"/>
+        <w:rPr>
+          <w:rFonts w:ascii="David" w:hAnsi="David" w:cs="David"/>
+          <w:sz w:val="40"/>
+          <w:szCs w:val="40"/>
+          <w:rtl/>
+        </w:rPr>
+      </w:pPr>
+    </w:p>
+    <w:p>
+      <w:pPr>
+        <w:spacing w:line="276" w:lineRule="auto"/>
+        <w:jc w:val="center"/>
+        <w:rPr>
+          <w:rFonts w:ascii="David" w:hAnsi="David" w:cs="David"/>
+          <w:sz w:val="40"/>
+          <w:szCs w:val="40"/>
+          <w:rtl/>
+        </w:rPr>
+      </w:pPr>
+      <w:r>
+        <w:rPr>
+          <w:rFonts w:ascii="David" w:hAnsi="David" w:cs="David" w:hint="cs"/>
+          <w:sz w:val="40"/>
+          <w:szCs w:val="40"/>
+          <w:rtl/>
+        </w:rPr>
+        <w:t>מגישים: ניאו זינו ולאון גיטלמן</w:t>
+      </w:r>
+    </w:p>
+    <w:p>
+      <w:pPr>
+        <w:spacing w:line="276" w:lineRule="auto"/>
+        <w:jc w:val="center"/>
+        <w:rPr>
+          <w:rFonts w:ascii="David" w:hAnsi="David" w:cs="David"/>
+          <w:sz w:val="40"/>
+          <w:szCs w:val="40"/>
+          <w:rtl/>
+        </w:rPr>
+      </w:pPr>
+    </w:p>
+    <w:p>
+      <w:pPr>
+        <w:spacing w:line="276" w:lineRule="auto"/>
+        <w:jc w:val="center"/>
+        <w:rPr>
+          <w:rFonts w:ascii="David" w:hAnsi="David" w:cs="David"/>
+          <w:sz w:val="40"/>
+          <w:szCs w:val="40"/>
+          <w:rtl/>
+        </w:rPr>
+      </w:pPr>
+      <w:r>
+        <w:rPr>
+          <w:rFonts w:ascii="David" w:hAnsi="David" w:cs="David" w:hint="cs"/>
+          <w:sz w:val="40"/>
+          <w:szCs w:val="40"/>
+          <w:rtl/>
+        </w:rPr>
+        <w:t>כיתה: 49/3</w:t>
+      </w:r>
+    </w:p>
+    <w:p>
+      <w:pPr>
+        <w:spacing w:line="276" w:lineRule="auto"/>
+        <w:jc w:val="center"/>
+        <w:rPr>
+          <w:rFonts w:ascii="David" w:hAnsi="David" w:cs="David"/>
+          <w:sz w:val="40"/>
+          <w:szCs w:val="40"/>
+          <w:rtl/>
+        </w:rPr>
+      </w:pPr>
+    </w:p>
+    <w:p>
+      <w:pPr>
+        <w:spacing w:line="276" w:lineRule="auto"/>
+        <w:jc w:val="center"/>
+        <w:rPr>
+          <w:rFonts w:ascii="David" w:hAnsi="David" w:cs="David"/>
+          <w:sz w:val="40"/>
+          <w:szCs w:val="40"/>
+          <w:rtl/>
+        </w:rPr>
+      </w:pPr>
+      <w:r>
+        <w:rPr>
+          <w:rFonts w:ascii="David" w:hAnsi="David" w:cs="David" w:hint="cs"/>
+          <w:sz w:val="40"/>
+          <w:szCs w:val="40"/>
+          <w:rtl/>
+        </w:rPr>
+        <w:t>מגמת: מחשבים</w:t>
+      </w:r>
+    </w:p>
+    <w:p>
+      <w:pPr>
+        <w:spacing w:line="276" w:lineRule="auto"/>
+        <w:jc w:val="center"/>
+        <w:rPr>
+          <w:rFonts w:ascii="David" w:hAnsi="David" w:cs="David"/>
+          <w:sz w:val="40"/>
+          <w:szCs w:val="40"/>
+          <w:rtl/>
+        </w:rPr>
+      </w:pPr>
+    </w:p>
+    <w:p>
+      <w:pPr>
+        <w:spacing w:line="276" w:lineRule="auto"/>
+        <w:jc w:val="center"/>
+        <w:rPr>
+          <w:rFonts w:ascii="David" w:hAnsi="David" w:cs="David"/>
+          <w:sz w:val="40"/>
+          <w:szCs w:val="40"/>
+          <w:rtl/>
+        </w:rPr>
+      </w:pPr>
+      <w:r>
+        <w:rPr>
+          <w:rFonts w:ascii="David" w:hAnsi="David" w:cs="David" w:hint="cs"/>
+          <w:sz w:val="40"/>
+          <w:szCs w:val="40"/>
+          <w:rtl/>
+        </w:rPr>
+        <w:t>תאריך הגשה 13/12/2024</w:t>
+      </w:r>
+    </w:p>
+    <w:p>
+      <w:pPr>
+        <w:spacing w:line="276" w:lineRule="auto"/>
+        <w:rPr>
+          <w:rFonts w:ascii="David" w:hAnsi="David" w:cs="David"/>
+          <w:sz w:val="40"/>
+          <w:szCs w:val="40"/>
+          <w:rtl/>
+        </w:rPr>
+      </w:pPr>
+    </w:p>
+    <w:p>
+      <w:pPr>
+        <w:spacing w:line="276" w:lineRule="auto"/>
+        <w:rPr>
+          <w:rFonts w:ascii="David" w:hAnsi="David" w:cs="David"/>
           <w:sz w:val="40"/>
           <w:szCs w:val="40"/>
           <w:u w:val="single"/>
           <w:rtl/>
         </w:rPr>
       </w:pPr>
-      <w:r>
-        <w:rPr>
-          <w:rFonts w:hint="cs"/>
-          <w:b/>
-          <w:bCs/>
+    </w:p>
+    <w:p>
+      <w:pPr>
+        <w:spacing w:line="276" w:lineRule="auto"/>
+        <w:rPr>
+          <w:rFonts w:ascii="David" w:hAnsi="David" w:cs="David"/>
           <w:sz w:val="40"/>
           <w:szCs w:val="40"/>
           <w:u w:val="single"/>
           <w:rtl/>
         </w:rPr>
-        <w:t>מסמך אפיון ראשוני</w:t>
-      </w:r>
-    </w:p>
-    <w:p>
-      <w:pPr>
-        <w:spacing w:line="276" w:lineRule="auto"/>
-        <w:rPr>
-          <w:b/>
-          <w:bCs/>
+      </w:pPr>
+    </w:p>
+    <w:p>
+      <w:pPr>
+        <w:spacing w:line="276" w:lineRule="auto"/>
+        <w:rPr>
+          <w:rFonts w:ascii="David" w:hAnsi="David" w:cs="David"/>
           <w:sz w:val="40"/>
           <w:szCs w:val="40"/>
           <w:u w:val="single"/>
@@ -44,6 +206,160 @@
       <w:pPr>
         <w:spacing w:line="276" w:lineRule="auto"/>
         <w:rPr>
+          <w:rFonts w:ascii="David" w:hAnsi="David" w:cs="David"/>
+          <w:sz w:val="40"/>
+          <w:szCs w:val="40"/>
+          <w:u w:val="single"/>
+          <w:rtl/>
+        </w:rPr>
+      </w:pPr>
+    </w:p>
+    <w:p>
+      <w:pPr>
+        <w:spacing w:line="276" w:lineRule="auto"/>
+        <w:rPr>
+          <w:rFonts w:ascii="David" w:hAnsi="David" w:cs="David"/>
+          <w:sz w:val="40"/>
+          <w:szCs w:val="40"/>
+          <w:u w:val="single"/>
+          <w:rtl/>
+        </w:rPr>
+      </w:pPr>
+    </w:p>
+    <w:p>
+      <w:pPr>
+        <w:spacing w:line="276" w:lineRule="auto"/>
+        <w:rPr>
+          <w:rFonts w:ascii="David" w:hAnsi="David" w:cs="David"/>
+          <w:sz w:val="40"/>
+          <w:szCs w:val="40"/>
+          <w:u w:val="single"/>
+          <w:rtl/>
+        </w:rPr>
+      </w:pPr>
+    </w:p>
+    <w:p>
+      <w:pPr>
+        <w:spacing w:line="276" w:lineRule="auto"/>
+        <w:rPr>
+          <w:rFonts w:ascii="David" w:hAnsi="David" w:cs="David"/>
+          <w:sz w:val="40"/>
+          <w:szCs w:val="40"/>
+          <w:u w:val="single"/>
+          <w:rtl/>
+        </w:rPr>
+      </w:pPr>
+    </w:p>
+    <w:p>
+      <w:pPr>
+        <w:spacing w:line="276" w:lineRule="auto"/>
+        <w:rPr>
+          <w:rFonts w:ascii="David" w:hAnsi="David" w:cs="David"/>
+          <w:sz w:val="40"/>
+          <w:szCs w:val="40"/>
+          <w:u w:val="single"/>
+          <w:rtl/>
+        </w:rPr>
+      </w:pPr>
+    </w:p>
+    <w:p>
+      <w:pPr>
+        <w:spacing w:line="276" w:lineRule="auto"/>
+        <w:rPr>
+          <w:rFonts w:ascii="David" w:hAnsi="David" w:cs="David"/>
+          <w:sz w:val="40"/>
+          <w:szCs w:val="40"/>
+          <w:u w:val="single"/>
+          <w:rtl/>
+        </w:rPr>
+      </w:pPr>
+    </w:p>
+    <w:p>
+      <w:pPr>
+        <w:spacing w:line="276" w:lineRule="auto"/>
+        <w:rPr>
+          <w:rFonts w:ascii="David" w:hAnsi="David" w:cs="David"/>
+          <w:sz w:val="40"/>
+          <w:szCs w:val="40"/>
+          <w:u w:val="single"/>
+          <w:rtl/>
+        </w:rPr>
+      </w:pPr>
+    </w:p>
+    <w:p>
+      <w:pPr>
+        <w:spacing w:line="276" w:lineRule="auto"/>
+        <w:rPr>
+          <w:rFonts w:ascii="David" w:hAnsi="David" w:cs="David"/>
+          <w:sz w:val="40"/>
+          <w:szCs w:val="40"/>
+          <w:u w:val="single"/>
+          <w:rtl/>
+        </w:rPr>
+      </w:pPr>
+    </w:p>
+    <w:p>
+      <w:pPr>
+        <w:spacing w:line="276" w:lineRule="auto"/>
+        <w:rPr>
+          <w:rFonts w:ascii="David" w:hAnsi="David" w:cs="David"/>
+          <w:sz w:val="40"/>
+          <w:szCs w:val="40"/>
+          <w:u w:val="single"/>
+          <w:rtl/>
+        </w:rPr>
+      </w:pPr>
+    </w:p>
+    <w:p>
+      <w:pPr>
+        <w:spacing w:line="276" w:lineRule="auto"/>
+        <w:rPr>
+          <w:rFonts w:ascii="David" w:hAnsi="David" w:cs="David"/>
+          <w:sz w:val="40"/>
+          <w:szCs w:val="40"/>
+          <w:u w:val="single"/>
+          <w:rtl/>
+        </w:rPr>
+      </w:pPr>
+    </w:p>
+    <w:p>
+      <w:pPr>
+        <w:spacing w:line="276" w:lineRule="auto"/>
+        <w:rPr>
+          <w:rFonts w:ascii="David" w:hAnsi="David" w:cs="David"/>
+          <w:sz w:val="40"/>
+          <w:szCs w:val="40"/>
+          <w:u w:val="single"/>
+          <w:rtl/>
+        </w:rPr>
+      </w:pPr>
+    </w:p>
+    <w:p>
+      <w:pPr>
+        <w:spacing w:line="276" w:lineRule="auto"/>
+        <w:rPr>
+          <w:rFonts w:ascii="David" w:hAnsi="David" w:cs="David"/>
+          <w:sz w:val="40"/>
+          <w:szCs w:val="40"/>
+          <w:rtl/>
+        </w:rPr>
+      </w:pPr>
+      <w:r>
+        <w:rPr>
+          <w:rFonts w:ascii="David" w:hAnsi="David" w:cs="David"/>
+          <w:sz w:val="40"/>
+          <w:szCs w:val="40"/>
+          <w:u w:val="single"/>
+          <w:rtl/>
+        </w:rPr>
+        <w:t>מסמך אפיון ראשוני</w:t>
+      </w:r>
+    </w:p>
+    <w:p>
+      <w:pPr>
+        <w:spacing w:line="276" w:lineRule="auto"/>
+        <w:rPr>
+          <w:rFonts w:ascii="David" w:hAnsi="David" w:cs="David"/>
           <w:b/>
           <w:bCs/>
           <w:sz w:val="32"/>
@@ -54,7 +370,7 @@
       </w:pPr>
       <w:r>
         <w:rPr>
-          <w:rFonts w:hint="cs"/>
+          <w:rFonts w:ascii="David" w:hAnsi="David" w:cs="David"/>
           <w:b/>
           <w:bCs/>
           <w:sz w:val="32"/>
@@ -67,6 +383,20 @@
     </w:p>
     <w:p>
       <w:pPr>
+        <w:spacing w:line="276" w:lineRule="auto"/>
+        <w:rPr>
+          <w:rFonts w:ascii="David" w:hAnsi="David" w:cs="David"/>
+          <w:b/>
+          <w:bCs/>
+          <w:sz w:val="32"/>
+          <w:szCs w:val="32"/>
+          <w:u w:val="single"/>
+          <w:rtl/>
+        </w:rPr>
+      </w:pPr>
+    </w:p>
+    <w:p>
+      <w:pPr>
         <w:pStyle w:val="a3"/>
         <w:numPr>
           <w:ilvl w:val="1"/>
@@ -74,6 +404,7 @@
         </w:numPr>
         <w:spacing w:line="276" w:lineRule="auto"/>
         <w:rPr>
+          <w:rFonts w:ascii="David" w:hAnsi="David" w:cs="David"/>
           <w:b/>
           <w:bCs/>
           <w:sz w:val="28"/>
@@ -82,7 +413,7 @@
       </w:pPr>
       <w:r>
         <w:rPr>
-          <w:rFonts w:hint="cs"/>
+          <w:rFonts w:ascii="David" w:hAnsi="David" w:cs="David"/>
           <w:b/>
           <w:bCs/>
           <w:sz w:val="28"/>
@@ -96,42 +427,26 @@
       <w:pPr>
         <w:pStyle w:val="a3"/>
         <w:spacing w:line="276" w:lineRule="auto"/>
-        <w:rPr>
-          <w:sz w:val="24"/>
-          <w:szCs w:val="24"/>
-          <w:rtl/>
-        </w:rPr>
-      </w:pPr>
-      <w:r>
-        <w:rPr>
-          <w:rFonts w:hint="cs"/>
-          <w:sz w:val="24"/>
-          <w:szCs w:val="24"/>
-          <w:rtl/>
-        </w:rPr>
-        <w:t>בעולם שנהפך מיום ליום לעולם דיגיטלי קשה יותר להיחשף לאינטראקציו</w:t>
-      </w:r>
-      <w:r>
-        <w:rPr>
-          <w:rFonts w:hint="eastAsia"/>
-          <w:sz w:val="24"/>
-          <w:szCs w:val="24"/>
-          <w:rtl/>
-        </w:rPr>
-        <w:t>ת</w:t>
-      </w:r>
-      <w:r>
-        <w:rPr>
-          <w:rFonts w:hint="cs"/>
-          <w:sz w:val="24"/>
-          <w:szCs w:val="24"/>
-          <w:rtl/>
-        </w:rPr>
-        <w:t xml:space="preserve"> ופעילויות עם אנשים חדשים דבר אשר גורם לתחושת הבדידות לזנק יותר מאי פעם.</w:t>
-      </w:r>
-      <w:r>
-        <w:rPr>
-          <w:rFonts w:hint="cs"/>
+        <w:jc w:val="both"/>
+        <w:rPr>
+          <w:rFonts w:ascii="David" w:hAnsi="David" w:cs="David"/>
+          <w:sz w:val="24"/>
+          <w:szCs w:val="24"/>
+          <w:rtl/>
+        </w:rPr>
+      </w:pPr>
+      <w:r>
+        <w:rPr>
+          <w:rFonts w:ascii="David" w:hAnsi="David" w:cs="David"/>
+          <w:sz w:val="24"/>
+          <w:szCs w:val="24"/>
+          <w:rtl/>
+        </w:rPr>
+        <w:t>בעולם שנהפך מיום ליום לעולם דיגיטלי קשה יותר להיחשף לאינטראקציות ופעילויות עם אנשים חדשים דבר אשר גורם לתחושת הבדידות לזנק יותר מאי פעם.</w:t>
+      </w:r>
+      <w:r>
+        <w:rPr>
+          <w:rFonts w:ascii="David" w:hAnsi="David" w:cs="David"/>
           <w:sz w:val="24"/>
           <w:szCs w:val="24"/>
           <w:rtl/>
@@ -140,7 +455,7 @@
       </w:r>
       <w:r>
         <w:rPr>
-          <w:rFonts w:hint="cs"/>
+          <w:rFonts w:ascii="David" w:hAnsi="David" w:cs="David"/>
           <w:sz w:val="24"/>
           <w:szCs w:val="24"/>
           <w:rtl/>
@@ -149,93 +464,81 @@
       </w:r>
       <w:r>
         <w:rPr>
-          <w:rFonts w:hint="cs"/>
+          <w:rFonts w:ascii="David" w:hAnsi="David" w:cs="David"/>
           <w:sz w:val="24"/>
           <w:szCs w:val="24"/>
           <w:rtl/>
         </w:rPr>
         <w:t xml:space="preserve"> </w:t>
       </w:r>
+      <w:r>
+        <w:rPr>
+          <w:rFonts w:ascii="David" w:hAnsi="David" w:cs="David" w:hint="cs"/>
+          <w:sz w:val="24"/>
+          <w:szCs w:val="24"/>
+          <w:rtl/>
+        </w:rPr>
+        <w:t xml:space="preserve"> </w:t>
+      </w:r>
+      <w:r>
+        <w:rPr>
+          <w:rFonts w:ascii="David" w:hAnsi="David" w:cs="David"/>
+          <w:sz w:val="24"/>
+          <w:szCs w:val="24"/>
+          <w:rtl/>
+        </w:rPr>
+        <w:t>כיום רשתות חברתיות מייצרות אינטראקציות חברתיות בתווך דיגיטלי.</w:t>
+      </w:r>
     </w:p>
     <w:p>
       <w:pPr>
         <w:pStyle w:val="a3"/>
         <w:spacing w:line="276" w:lineRule="auto"/>
-        <w:rPr>
-          <w:sz w:val="24"/>
-          <w:szCs w:val="24"/>
-          <w:rtl/>
-        </w:rPr>
-      </w:pPr>
+        <w:jc w:val="both"/>
+        <w:rPr>
+          <w:rFonts w:ascii="David" w:hAnsi="David" w:cs="David"/>
+          <w:sz w:val="24"/>
+          <w:szCs w:val="24"/>
+          <w:rtl/>
+        </w:rPr>
+      </w:pPr>
+      <w:r>
+        <w:rPr>
+          <w:rFonts w:ascii="David" w:hAnsi="David" w:cs="David"/>
+          <w:sz w:val="24"/>
+          <w:szCs w:val="24"/>
+          <w:rtl/>
+        </w:rPr>
+        <w:t>אולם, האתר יאפשר אינטראקציות חברתיות ממשיות פנים מול פנים</w:t>
+      </w:r>
+      <w:r>
+        <w:rPr>
+          <w:rFonts w:ascii="David" w:hAnsi="David" w:cs="David" w:hint="cs"/>
+          <w:sz w:val="24"/>
+          <w:szCs w:val="24"/>
+          <w:rtl/>
+        </w:rPr>
+        <w:t>.</w:t>
+      </w:r>
     </w:p>
     <w:p>
       <w:pPr>
         <w:pStyle w:val="a3"/>
         <w:spacing w:line="276" w:lineRule="auto"/>
         <w:rPr>
-          <w:sz w:val="24"/>
-          <w:szCs w:val="24"/>
-          <w:rtl/>
-        </w:rPr>
-      </w:pPr>
-      <w:r>
-        <w:rPr>
-          <w:rFonts w:hint="cs"/>
-          <w:sz w:val="24"/>
-          <w:szCs w:val="24"/>
-          <w:rtl/>
-        </w:rPr>
-        <w:t>כיום רשתות חברתיות מייצרות אינטראקציות חברתיות בתווך דיגיטלי.</w:t>
-      </w:r>
+          <w:rFonts w:ascii="David" w:hAnsi="David" w:cs="David"/>
+          <w:sz w:val="28"/>
+          <w:szCs w:val="28"/>
+          <w:rtl/>
+        </w:rPr>
+      </w:pPr>
     </w:p>
     <w:p>
       <w:pPr>
         <w:pStyle w:val="a3"/>
         <w:spacing w:line="276" w:lineRule="auto"/>
         <w:rPr>
-          <w:sz w:val="24"/>
-          <w:szCs w:val="24"/>
-          <w:rtl/>
-        </w:rPr>
-      </w:pPr>
-      <w:r>
-        <w:rPr>
-          <w:rFonts w:hint="cs"/>
-          <w:sz w:val="24"/>
-          <w:szCs w:val="24"/>
-          <w:rtl/>
-        </w:rPr>
-        <w:t>אולם, האתר יאפשר אינטראקציות חברתיות ממשיות פנים מול פנים.</w:t>
-      </w:r>
-    </w:p>
-    <w:p>
-      <w:pPr>
-        <w:pStyle w:val="a3"/>
-        <w:spacing w:line="276" w:lineRule="auto"/>
-        <w:rPr>
-          <w:sz w:val="28"/>
-          <w:szCs w:val="28"/>
-          <w:rtl/>
-        </w:rPr>
-      </w:pPr>
-    </w:p>
-    <w:p>
-      <w:pPr>
-        <w:pStyle w:val="a3"/>
-        <w:spacing w:line="276" w:lineRule="auto"/>
-        <w:rPr>
-          <w:sz w:val="28"/>
-          <w:szCs w:val="28"/>
-          <w:rtl/>
-        </w:rPr>
-      </w:pPr>
-    </w:p>
-    <w:p>
-      <w:pPr>
-        <w:pStyle w:val="a3"/>
-        <w:spacing w:line="276" w:lineRule="auto"/>
-        <w:rPr>
-          <w:rFonts w:hint="cs"/>
+          <w:rFonts w:ascii="David" w:hAnsi="David" w:cs="David"/>
           <w:sz w:val="28"/>
           <w:szCs w:val="28"/>
           <w:rtl/>
@@ -251,6 +554,7 @@
         </w:numPr>
         <w:spacing w:line="276" w:lineRule="auto"/>
         <w:rPr>
+          <w:rFonts w:ascii="David" w:hAnsi="David" w:cs="David"/>
           <w:b/>
           <w:bCs/>
           <w:sz w:val="28"/>
@@ -259,7 +563,7 @@
       </w:pPr>
       <w:r>
         <w:rPr>
-          <w:rFonts w:hint="cs"/>
+          <w:rFonts w:ascii="David" w:hAnsi="David" w:cs="David"/>
           <w:b/>
           <w:bCs/>
           <w:sz w:val="28"/>
@@ -273,7 +577,7 @@
       <w:pPr>
         <w:spacing w:line="276" w:lineRule="auto"/>
         <w:rPr>
-          <w:rFonts w:asciiTheme="minorBidi" w:eastAsia="Times New Roman" w:hAnsiTheme="minorBidi"/>
+          <w:rFonts w:ascii="David" w:eastAsia="Times New Roman" w:hAnsi="David" w:cs="David"/>
           <w:color w:val="000000"/>
           <w:szCs w:val="24"/>
           <w:rtl/>
@@ -281,49 +585,31 @@
       </w:pPr>
       <w:r>
         <w:rPr>
-          <w:rFonts w:asciiTheme="minorBidi" w:eastAsia="Times New Roman" w:hAnsiTheme="minorBidi"/>
+          <w:rFonts w:ascii="David" w:eastAsia="Times New Roman" w:hAnsi="David" w:cs="David"/>
           <w:color w:val="000000"/>
           <w:szCs w:val="24"/>
           <w:rtl/>
         </w:rPr>
-        <w:t>המערכת מאפשרת</w:t>
-      </w:r>
-      <w:r>
-        <w:rPr>
-          <w:rFonts w:asciiTheme="minorBidi" w:eastAsia="Times New Roman" w:hAnsiTheme="minorBidi" w:hint="cs"/>
+        <w:t>המערכת מאפשרת ליצור מפגשים חברתיים עם אנשים חדשים</w:t>
+      </w:r>
+    </w:p>
+    <w:p>
+      <w:pPr>
+        <w:spacing w:line="276" w:lineRule="auto"/>
+        <w:rPr>
+          <w:rFonts w:ascii="David" w:eastAsia="Times New Roman" w:hAnsi="David" w:cs="David"/>
+          <w:sz w:val="28"/>
+          <w:szCs w:val="28"/>
+        </w:rPr>
+      </w:pPr>
+      <w:r>
+        <w:rPr>
+          <w:rFonts w:ascii="David" w:eastAsia="Times New Roman" w:hAnsi="David" w:cs="David"/>
           <w:color w:val="000000"/>
           <w:szCs w:val="24"/>
           <w:rtl/>
         </w:rPr>
-        <w:t xml:space="preserve"> ליצור מפגשים חברתיים עם אנשים חדשים</w:t>
-      </w:r>
-    </w:p>
-    <w:p>
-      <w:pPr>
-        <w:spacing w:line="276" w:lineRule="auto"/>
-        <w:rPr>
-          <w:rFonts w:asciiTheme="minorBidi" w:eastAsia="Times New Roman" w:hAnsiTheme="minorBidi"/>
-          <w:sz w:val="28"/>
-          <w:szCs w:val="28"/>
-        </w:rPr>
-      </w:pPr>
-      <w:r>
-        <w:rPr>
-          <w:rFonts w:asciiTheme="minorBidi" w:eastAsia="Times New Roman" w:hAnsiTheme="minorBidi" w:hint="cs"/>
-          <w:color w:val="000000"/>
-          <w:szCs w:val="24"/>
-          <w:rtl/>
-        </w:rPr>
-        <w:t xml:space="preserve">בעזרת </w:t>
-      </w:r>
-      <w:r>
-        <w:rPr>
-          <w:rFonts w:asciiTheme="minorBidi" w:eastAsia="Times New Roman" w:hAnsiTheme="minorBidi"/>
-          <w:color w:val="000000"/>
-          <w:szCs w:val="24"/>
-          <w:rtl/>
-        </w:rPr>
-        <w:t>מספר פעולות:</w:t>
+        <w:t>בעזרת מספר פעולות:</w:t>
       </w:r>
     </w:p>
     <w:p>
@@ -340,7 +626,7 @@
         <w:ind w:left="360"/>
         <w:textAlignment w:val="baseline"/>
         <w:rPr>
-          <w:rFonts w:asciiTheme="minorBidi" w:eastAsia="Times New Roman" w:hAnsiTheme="minorBidi"/>
+          <w:rFonts w:ascii="David" w:eastAsia="Times New Roman" w:hAnsi="David" w:cs="David"/>
           <w:color w:val="000000"/>
           <w:szCs w:val="24"/>
           <w:rtl/>
@@ -348,7 +634,7 @@
       </w:pPr>
       <w:r>
         <w:rPr>
-          <w:rFonts w:asciiTheme="minorBidi" w:eastAsia="Times New Roman" w:hAnsiTheme="minorBidi"/>
+          <w:rFonts w:ascii="David" w:eastAsia="Times New Roman" w:hAnsi="David" w:cs="David"/>
           <w:color w:val="000000"/>
           <w:szCs w:val="24"/>
           <w:rtl/>
@@ -358,7 +644,7 @@
       <w:proofErr w:type="spellStart"/>
       <w:r>
         <w:rPr>
-          <w:rFonts w:asciiTheme="minorBidi" w:eastAsia="Times New Roman" w:hAnsiTheme="minorBidi"/>
+          <w:rFonts w:ascii="David" w:eastAsia="Times New Roman" w:hAnsi="David" w:cs="David"/>
           <w:color w:val="000000"/>
           <w:szCs w:val="24"/>
           <w:rtl/>
@@ -368,7 +654,7 @@
       <w:proofErr w:type="spellEnd"/>
       <w:r>
         <w:rPr>
-          <w:rFonts w:asciiTheme="minorBidi" w:eastAsia="Times New Roman" w:hAnsiTheme="minorBidi"/>
+          <w:rFonts w:ascii="David" w:eastAsia="Times New Roman" w:hAnsi="David" w:cs="David"/>
           <w:color w:val="000000"/>
           <w:szCs w:val="24"/>
           <w:rtl/>
@@ -381,7 +667,7 @@
         <w:bidi w:val="0"/>
         <w:spacing w:after="0" w:line="276" w:lineRule="auto"/>
         <w:rPr>
-          <w:rFonts w:asciiTheme="minorBidi" w:eastAsia="Times New Roman" w:hAnsiTheme="minorBidi"/>
+          <w:rFonts w:ascii="David" w:eastAsia="Times New Roman" w:hAnsi="David" w:cs="David"/>
           <w:sz w:val="28"/>
           <w:szCs w:val="28"/>
           <w:rtl/>
@@ -402,7 +688,7 @@
         <w:ind w:left="360"/>
         <w:textAlignment w:val="baseline"/>
         <w:rPr>
-          <w:rFonts w:asciiTheme="minorBidi" w:eastAsia="Times New Roman" w:hAnsiTheme="minorBidi"/>
+          <w:rFonts w:ascii="David" w:eastAsia="Times New Roman" w:hAnsi="David" w:cs="David"/>
           <w:color w:val="000000"/>
           <w:szCs w:val="24"/>
           <w:rtl/>
@@ -410,54 +696,36 @@
       </w:pPr>
       <w:r>
         <w:rPr>
-          <w:rFonts w:asciiTheme="minorBidi" w:eastAsia="Times New Roman" w:hAnsiTheme="minorBidi"/>
+          <w:rFonts w:ascii="David" w:eastAsia="Times New Roman" w:hAnsi="David" w:cs="David"/>
           <w:color w:val="000000"/>
           <w:szCs w:val="24"/>
           <w:rtl/>
         </w:rPr>
-        <w:t>יצירת אירועים/פעילות חברתית לפי העדפות ותחומי העניין של המשתמש, לפי העדפות הלקוח מבחינת כמות אנשים, סיווג האירוע(לפי חוקי הקהילה), מיקום האירוע. בנוסף מנהל האירוע יוכל לקבל עדכונים באופ</w:t>
-      </w:r>
-      <w:r>
-        <w:rPr>
-          <w:rFonts w:asciiTheme="minorBidi" w:eastAsia="Times New Roman" w:hAnsiTheme="minorBidi" w:hint="cs"/>
+        <w:t xml:space="preserve">יצירת אירועים/פעילות חברתית לפי העדפות ותחומי העניין של המשתמש, לפי העדפות הלקוח מבחינת כמות אנשים, סיווג האירוע(לפי חוקי הקהילה), מיקום האירוע. בנוסף מנהל האירוע יוכל לקבל עדכונים באופן דינמי לכתובת מייל בעת הצטרפות אנשים, יציאת אנשים, שאלות נוספות, פניות כלליות </w:t>
+      </w:r>
+      <w:proofErr w:type="spellStart"/>
+      <w:r>
+        <w:rPr>
+          <w:rFonts w:ascii="David" w:eastAsia="Times New Roman" w:hAnsi="David" w:cs="David"/>
           <w:color w:val="000000"/>
           <w:szCs w:val="24"/>
           <w:rtl/>
         </w:rPr>
-        <w:t>ן</w:t>
-      </w:r>
-      <w:r>
-        <w:rPr>
-          <w:rFonts w:asciiTheme="minorBidi" w:eastAsia="Times New Roman" w:hAnsiTheme="minorBidi"/>
+        <w:t>וכו</w:t>
+      </w:r>
+      <w:proofErr w:type="spellEnd"/>
+      <w:r>
+        <w:rPr>
+          <w:rFonts w:ascii="David" w:eastAsia="Times New Roman" w:hAnsi="David" w:cs="David"/>
           <w:color w:val="000000"/>
           <w:szCs w:val="24"/>
           <w:rtl/>
         </w:rPr>
-        <w:t xml:space="preserve"> דינמי לכתובת מייל בעת הצטרפות אנשים, יציאת אנשים, שאלות נוספות, פניות כלליות </w:t>
-      </w:r>
-      <w:proofErr w:type="spellStart"/>
-      <w:r>
-        <w:rPr>
-          <w:rFonts w:asciiTheme="minorBidi" w:eastAsia="Times New Roman" w:hAnsiTheme="minorBidi"/>
-          <w:color w:val="000000"/>
-          <w:szCs w:val="24"/>
-          <w:rtl/>
-        </w:rPr>
-        <w:t>וכו</w:t>
-      </w:r>
-      <w:proofErr w:type="spellEnd"/>
-      <w:r>
-        <w:rPr>
-          <w:rFonts w:asciiTheme="minorBidi" w:eastAsia="Times New Roman" w:hAnsiTheme="minorBidi"/>
-          <w:color w:val="000000"/>
-          <w:szCs w:val="24"/>
-          <w:rtl/>
-        </w:rPr>
         <w:t>'.</w:t>
       </w:r>
       <w:r>
         <w:rPr>
-          <w:rFonts w:asciiTheme="minorBidi" w:eastAsia="Times New Roman" w:hAnsiTheme="minorBidi"/>
+          <w:rFonts w:ascii="David" w:eastAsia="Times New Roman" w:hAnsi="David" w:cs="David"/>
           <w:sz w:val="28"/>
           <w:szCs w:val="28"/>
         </w:rPr>
@@ -478,7 +746,7 @@
         <w:ind w:left="360"/>
         <w:textAlignment w:val="baseline"/>
         <w:rPr>
-          <w:rFonts w:asciiTheme="minorBidi" w:eastAsia="Times New Roman" w:hAnsiTheme="minorBidi"/>
+          <w:rFonts w:ascii="David" w:eastAsia="Times New Roman" w:hAnsi="David" w:cs="David"/>
           <w:color w:val="000000"/>
           <w:szCs w:val="24"/>
           <w:rtl/>
@@ -486,7 +754,7 @@
       </w:pPr>
       <w:r>
         <w:rPr>
-          <w:rFonts w:asciiTheme="minorBidi" w:eastAsia="Times New Roman" w:hAnsiTheme="minorBidi"/>
+          <w:rFonts w:ascii="David" w:eastAsia="Times New Roman" w:hAnsi="David" w:cs="David"/>
           <w:color w:val="000000"/>
           <w:szCs w:val="24"/>
           <w:rtl/>
@@ -495,7 +763,7 @@
       </w:r>
       <w:r>
         <w:rPr>
-          <w:rFonts w:asciiTheme="minorBidi" w:eastAsia="Times New Roman" w:hAnsiTheme="minorBidi"/>
+          <w:rFonts w:ascii="David" w:eastAsia="Times New Roman" w:hAnsi="David" w:cs="David"/>
           <w:sz w:val="28"/>
           <w:szCs w:val="28"/>
         </w:rPr>
@@ -516,14 +784,14 @@
         <w:ind w:left="360"/>
         <w:textAlignment w:val="baseline"/>
         <w:rPr>
-          <w:rFonts w:asciiTheme="minorBidi" w:eastAsia="Times New Roman" w:hAnsiTheme="minorBidi"/>
+          <w:rFonts w:ascii="David" w:eastAsia="Times New Roman" w:hAnsi="David" w:cs="David"/>
           <w:color w:val="000000"/>
           <w:szCs w:val="24"/>
         </w:rPr>
       </w:pPr>
       <w:r>
         <w:rPr>
-          <w:rFonts w:asciiTheme="minorBidi" w:eastAsia="Times New Roman" w:hAnsiTheme="minorBidi"/>
+          <w:rFonts w:ascii="David" w:eastAsia="Times New Roman" w:hAnsi="David" w:cs="David"/>
           <w:color w:val="000000"/>
           <w:szCs w:val="24"/>
           <w:rtl/>
@@ -537,7 +805,7 @@
         <w:ind w:left="360"/>
         <w:textAlignment w:val="baseline"/>
         <w:rPr>
-          <w:rFonts w:asciiTheme="minorBidi" w:eastAsia="Times New Roman" w:hAnsiTheme="minorBidi"/>
+          <w:rFonts w:ascii="David" w:eastAsia="Times New Roman" w:hAnsi="David" w:cs="David"/>
           <w:color w:val="000000"/>
           <w:szCs w:val="24"/>
         </w:rPr>
@@ -557,7 +825,7 @@
         <w:ind w:left="360"/>
         <w:textAlignment w:val="baseline"/>
         <w:rPr>
-          <w:rFonts w:asciiTheme="minorBidi" w:eastAsia="Times New Roman" w:hAnsiTheme="minorBidi"/>
+          <w:rFonts w:ascii="David" w:eastAsia="Times New Roman" w:hAnsi="David" w:cs="David"/>
           <w:color w:val="000000"/>
           <w:szCs w:val="24"/>
           <w:rtl/>
@@ -565,7 +833,7 @@
       </w:pPr>
       <w:r>
         <w:rPr>
-          <w:rFonts w:asciiTheme="minorBidi" w:eastAsia="Times New Roman" w:hAnsiTheme="minorBidi" w:hint="cs"/>
+          <w:rFonts w:ascii="David" w:eastAsia="Times New Roman" w:hAnsi="David" w:cs="David"/>
           <w:color w:val="000000"/>
           <w:szCs w:val="24"/>
           <w:rtl/>
@@ -579,7 +847,7 @@
         <w:ind w:left="720"/>
         <w:textAlignment w:val="baseline"/>
         <w:rPr>
-          <w:rFonts w:asciiTheme="minorBidi" w:eastAsia="Times New Roman" w:hAnsiTheme="minorBidi"/>
+          <w:rFonts w:ascii="David" w:eastAsia="Times New Roman" w:hAnsi="David" w:cs="David"/>
           <w:color w:val="000000"/>
           <w:sz w:val="28"/>
           <w:szCs w:val="32"/>
@@ -593,7 +861,7 @@
         <w:ind w:left="720"/>
         <w:textAlignment w:val="baseline"/>
         <w:rPr>
-          <w:rFonts w:asciiTheme="minorBidi" w:eastAsia="Times New Roman" w:hAnsiTheme="minorBidi"/>
+          <w:rFonts w:ascii="David" w:eastAsia="Times New Roman" w:hAnsi="David" w:cs="David"/>
           <w:color w:val="000000"/>
           <w:sz w:val="28"/>
           <w:szCs w:val="32"/>
@@ -604,7 +872,50 @@
     <w:p>
       <w:pPr>
         <w:spacing w:line="276" w:lineRule="auto"/>
-        <w:rPr>
+        <w:ind w:left="720"/>
+        <w:textAlignment w:val="baseline"/>
+        <w:rPr>
+          <w:rFonts w:ascii="David" w:eastAsia="Times New Roman" w:hAnsi="David" w:cs="David"/>
+          <w:color w:val="000000"/>
+          <w:sz w:val="28"/>
+          <w:szCs w:val="32"/>
+          <w:rtl/>
+        </w:rPr>
+      </w:pPr>
+    </w:p>
+    <w:p>
+      <w:pPr>
+        <w:spacing w:line="276" w:lineRule="auto"/>
+        <w:ind w:left="720"/>
+        <w:textAlignment w:val="baseline"/>
+        <w:rPr>
+          <w:rFonts w:ascii="David" w:eastAsia="Times New Roman" w:hAnsi="David" w:cs="David"/>
+          <w:color w:val="000000"/>
+          <w:sz w:val="28"/>
+          <w:szCs w:val="32"/>
+          <w:rtl/>
+        </w:rPr>
+      </w:pPr>
+    </w:p>
+    <w:p>
+      <w:pPr>
+        <w:spacing w:line="276" w:lineRule="auto"/>
+        <w:ind w:left="720"/>
+        <w:textAlignment w:val="baseline"/>
+        <w:rPr>
+          <w:rFonts w:ascii="David" w:eastAsia="Times New Roman" w:hAnsi="David" w:cs="David"/>
+          <w:color w:val="000000"/>
+          <w:sz w:val="28"/>
+          <w:szCs w:val="32"/>
+          <w:rtl/>
+        </w:rPr>
+      </w:pPr>
+    </w:p>
+    <w:p>
+      <w:pPr>
+        <w:spacing w:line="276" w:lineRule="auto"/>
+        <w:rPr>
+          <w:rFonts w:ascii="David" w:hAnsi="David" w:cs="David"/>
           <w:b/>
           <w:bCs/>
           <w:sz w:val="28"/>
@@ -621,6 +932,7 @@
         </w:numPr>
         <w:spacing w:line="276" w:lineRule="auto"/>
         <w:rPr>
+          <w:rFonts w:ascii="David" w:hAnsi="David" w:cs="David"/>
           <w:b/>
           <w:bCs/>
           <w:sz w:val="28"/>
@@ -629,13 +941,14 @@
       </w:pPr>
       <w:r>
         <w:rPr>
-          <w:rFonts w:hint="cs"/>
+          <w:rFonts w:ascii="David" w:hAnsi="David" w:cs="David"/>
           <w:b/>
           <w:bCs/>
           <w:sz w:val="28"/>
           <w:szCs w:val="28"/>
           <w:rtl/>
         </w:rPr>
+        <w:lastRenderedPageBreak/>
         <w:t>גבולות המשימה</w:t>
       </w:r>
     </w:p>
@@ -644,6 +957,7 @@
         <w:pStyle w:val="a3"/>
         <w:spacing w:line="276" w:lineRule="auto"/>
         <w:rPr>
+          <w:rFonts w:ascii="David" w:hAnsi="David" w:cs="David"/>
           <w:b/>
           <w:bCs/>
           <w:sz w:val="28"/>
@@ -657,14 +971,15 @@
         <w:spacing w:line="276" w:lineRule="auto"/>
         <w:ind w:left="465"/>
         <w:rPr>
-          <w:sz w:val="24"/>
-          <w:szCs w:val="24"/>
-          <w:rtl/>
-        </w:rPr>
-      </w:pPr>
-      <w:r>
-        <w:rPr>
-          <w:rFonts w:hint="cs"/>
+          <w:rFonts w:ascii="David" w:hAnsi="David" w:cs="David"/>
+          <w:sz w:val="24"/>
+          <w:szCs w:val="24"/>
+          <w:rtl/>
+        </w:rPr>
+      </w:pPr>
+      <w:r>
+        <w:rPr>
+          <w:rFonts w:ascii="David" w:hAnsi="David" w:cs="David"/>
           <w:sz w:val="24"/>
           <w:szCs w:val="24"/>
           <w:rtl/>
@@ -678,6 +993,7 @@
         <w:spacing w:line="276" w:lineRule="auto"/>
         <w:ind w:left="465"/>
         <w:rPr>
+          <w:rFonts w:ascii="David" w:hAnsi="David" w:cs="David"/>
           <w:sz w:val="24"/>
           <w:szCs w:val="24"/>
           <w:rtl/>
@@ -690,14 +1006,15 @@
         <w:spacing w:line="276" w:lineRule="auto"/>
         <w:ind w:left="465"/>
         <w:rPr>
-          <w:sz w:val="24"/>
-          <w:szCs w:val="24"/>
-          <w:rtl/>
-        </w:rPr>
-      </w:pPr>
-      <w:r>
-        <w:rPr>
-          <w:rFonts w:hint="cs"/>
+          <w:rFonts w:ascii="David" w:hAnsi="David" w:cs="David"/>
+          <w:sz w:val="24"/>
+          <w:szCs w:val="24"/>
+          <w:rtl/>
+        </w:rPr>
+      </w:pPr>
+      <w:r>
+        <w:rPr>
+          <w:rFonts w:ascii="David" w:hAnsi="David" w:cs="David"/>
           <w:sz w:val="24"/>
           <w:szCs w:val="24"/>
           <w:rtl/>
@@ -709,6 +1026,7 @@
       <w:pPr>
         <w:spacing w:line="276" w:lineRule="auto"/>
         <w:rPr>
+          <w:rFonts w:ascii="David" w:hAnsi="David" w:cs="David"/>
           <w:b/>
           <w:bCs/>
           <w:sz w:val="28"/>
@@ -725,6 +1043,7 @@
         </w:numPr>
         <w:spacing w:line="276" w:lineRule="auto"/>
         <w:rPr>
+          <w:rFonts w:ascii="David" w:hAnsi="David" w:cs="David"/>
           <w:b/>
           <w:bCs/>
           <w:sz w:val="28"/>
@@ -733,7 +1052,7 @@
       </w:pPr>
       <w:r>
         <w:rPr>
-          <w:rFonts w:hint="cs"/>
+          <w:rFonts w:ascii="David" w:hAnsi="David" w:cs="David"/>
           <w:b/>
           <w:bCs/>
           <w:sz w:val="28"/>
@@ -749,14 +1068,15 @@
         <w:spacing w:line="276" w:lineRule="auto"/>
         <w:ind w:left="465"/>
         <w:rPr>
-          <w:sz w:val="24"/>
-          <w:szCs w:val="24"/>
-          <w:rtl/>
-        </w:rPr>
-      </w:pPr>
-      <w:r>
-        <w:rPr>
-          <w:rFonts w:hint="cs"/>
+          <w:rFonts w:ascii="David" w:hAnsi="David" w:cs="David"/>
+          <w:sz w:val="24"/>
+          <w:szCs w:val="24"/>
+          <w:rtl/>
+        </w:rPr>
+      </w:pPr>
+      <w:r>
+        <w:rPr>
+          <w:rFonts w:ascii="David" w:hAnsi="David" w:cs="David"/>
           <w:sz w:val="24"/>
           <w:szCs w:val="24"/>
           <w:rtl/>
@@ -770,6 +1090,7 @@
         <w:spacing w:line="276" w:lineRule="auto"/>
         <w:ind w:left="465"/>
         <w:rPr>
+          <w:rFonts w:ascii="David" w:hAnsi="David" w:cs="David"/>
           <w:sz w:val="24"/>
           <w:szCs w:val="24"/>
         </w:rPr>
@@ -781,14 +1102,15 @@
         <w:spacing w:line="276" w:lineRule="auto"/>
         <w:ind w:left="465"/>
         <w:rPr>
-          <w:sz w:val="24"/>
-          <w:szCs w:val="24"/>
-          <w:rtl/>
-        </w:rPr>
-      </w:pPr>
-      <w:r>
-        <w:rPr>
-          <w:rFonts w:hint="cs"/>
+          <w:rFonts w:ascii="David" w:hAnsi="David" w:cs="David"/>
+          <w:sz w:val="24"/>
+          <w:szCs w:val="24"/>
+          <w:rtl/>
+        </w:rPr>
+      </w:pPr>
+      <w:r>
+        <w:rPr>
+          <w:rFonts w:ascii="David" w:hAnsi="David" w:cs="David"/>
           <w:sz w:val="24"/>
           <w:szCs w:val="24"/>
           <w:rtl/>
@@ -802,6 +1124,7 @@
         <w:spacing w:line="276" w:lineRule="auto"/>
         <w:ind w:left="465"/>
         <w:rPr>
+          <w:rFonts w:ascii="David" w:hAnsi="David" w:cs="David"/>
           <w:sz w:val="24"/>
           <w:szCs w:val="24"/>
           <w:rtl/>
@@ -814,13 +1137,14 @@
         <w:spacing w:line="276" w:lineRule="auto"/>
         <w:ind w:left="465"/>
         <w:rPr>
-          <w:sz w:val="24"/>
-          <w:szCs w:val="24"/>
-        </w:rPr>
-      </w:pPr>
-      <w:r>
-        <w:rPr>
-          <w:rFonts w:hint="cs"/>
+          <w:rFonts w:ascii="David" w:hAnsi="David" w:cs="David"/>
+          <w:sz w:val="24"/>
+          <w:szCs w:val="24"/>
+        </w:rPr>
+      </w:pPr>
+      <w:r>
+        <w:rPr>
+          <w:rFonts w:ascii="David" w:hAnsi="David" w:cs="David"/>
           <w:sz w:val="24"/>
           <w:szCs w:val="24"/>
           <w:rtl/>
@@ -833,6 +1157,7 @@
         <w:pStyle w:val="a3"/>
         <w:spacing w:line="276" w:lineRule="auto"/>
         <w:rPr>
+          <w:rFonts w:ascii="David" w:hAnsi="David" w:cs="David"/>
           <w:b/>
           <w:bCs/>
           <w:sz w:val="28"/>
@@ -849,6 +1174,7 @@
         </w:numPr>
         <w:spacing w:line="276" w:lineRule="auto"/>
         <w:rPr>
+          <w:rFonts w:ascii="David" w:hAnsi="David" w:cs="David"/>
           <w:b/>
           <w:bCs/>
           <w:sz w:val="28"/>
@@ -857,7 +1183,7 @@
       </w:pPr>
       <w:r>
         <w:rPr>
-          <w:rFonts w:hint="cs"/>
+          <w:rFonts w:ascii="David" w:hAnsi="David" w:cs="David"/>
           <w:b/>
           <w:bCs/>
           <w:sz w:val="28"/>
@@ -872,14 +1198,15 @@
         <w:spacing w:line="276" w:lineRule="auto"/>
         <w:ind w:left="720"/>
         <w:rPr>
-          <w:sz w:val="24"/>
-          <w:szCs w:val="24"/>
-          <w:rtl/>
-        </w:rPr>
-      </w:pPr>
-      <w:r>
-        <w:rPr>
-          <w:rFonts w:hint="cs"/>
+          <w:rFonts w:ascii="David" w:hAnsi="David" w:cs="David"/>
+          <w:sz w:val="24"/>
+          <w:szCs w:val="24"/>
+          <w:rtl/>
+        </w:rPr>
+      </w:pPr>
+      <w:r>
+        <w:rPr>
+          <w:rFonts w:ascii="David" w:hAnsi="David" w:cs="David"/>
           <w:sz w:val="24"/>
           <w:szCs w:val="24"/>
           <w:rtl/>
@@ -888,7 +1215,7 @@
       </w:r>
       <w:r>
         <w:rPr>
-          <w:rFonts w:hint="cs"/>
+          <w:rFonts w:ascii="David" w:hAnsi="David" w:cs="David"/>
           <w:sz w:val="24"/>
           <w:szCs w:val="24"/>
           <w:rtl/>
@@ -897,7 +1224,7 @@
       </w:r>
       <w:r>
         <w:rPr>
-          <w:rFonts w:hint="cs"/>
+          <w:rFonts w:ascii="David" w:hAnsi="David" w:cs="David"/>
           <w:sz w:val="24"/>
           <w:szCs w:val="24"/>
           <w:rtl/>
@@ -906,7 +1233,7 @@
       </w:r>
       <w:r>
         <w:rPr>
-          <w:rFonts w:hint="cs"/>
+          <w:rFonts w:ascii="David" w:hAnsi="David" w:cs="David"/>
           <w:sz w:val="24"/>
           <w:szCs w:val="24"/>
           <w:rtl/>
@@ -919,14 +1246,15 @@
         <w:spacing w:line="276" w:lineRule="auto"/>
         <w:ind w:left="720"/>
         <w:rPr>
-          <w:sz w:val="24"/>
-          <w:szCs w:val="24"/>
-          <w:rtl/>
-        </w:rPr>
-      </w:pPr>
-      <w:r>
-        <w:rPr>
-          <w:rFonts w:hint="cs"/>
+          <w:rFonts w:ascii="David" w:hAnsi="David" w:cs="David"/>
+          <w:sz w:val="24"/>
+          <w:szCs w:val="24"/>
+          <w:rtl/>
+        </w:rPr>
+      </w:pPr>
+      <w:r>
+        <w:rPr>
+          <w:rFonts w:ascii="David" w:hAnsi="David" w:cs="David"/>
           <w:sz w:val="24"/>
           <w:szCs w:val="24"/>
           <w:rtl/>
@@ -938,6 +1266,7 @@
       <w:pPr>
         <w:spacing w:line="276" w:lineRule="auto"/>
         <w:rPr>
+          <w:rFonts w:ascii="David" w:hAnsi="David" w:cs="David"/>
           <w:b/>
           <w:bCs/>
           <w:sz w:val="28"/>
@@ -949,6 +1278,7 @@
       <w:pPr>
         <w:spacing w:line="276" w:lineRule="auto"/>
         <w:rPr>
+          <w:rFonts w:ascii="David" w:hAnsi="David" w:cs="David"/>
           <w:sz w:val="28"/>
           <w:szCs w:val="28"/>
           <w:rtl/>
@@ -960,6 +1290,7 @@
         <w:pStyle w:val="a3"/>
         <w:spacing w:line="276" w:lineRule="auto"/>
         <w:rPr>
+          <w:rFonts w:ascii="David" w:hAnsi="David" w:cs="David"/>
           <w:sz w:val="28"/>
           <w:szCs w:val="28"/>
           <w:rtl/>
@@ -971,76 +1302,128 @@
         <w:pStyle w:val="a3"/>
         <w:spacing w:line="276" w:lineRule="auto"/>
         <w:rPr>
-          <w:sz w:val="28"/>
-          <w:szCs w:val="28"/>
-          <w:rtl/>
-        </w:rPr>
-      </w:pPr>
-    </w:p>
-    <w:p>
-      <w:pPr>
-        <w:spacing w:line="276" w:lineRule="auto"/>
-        <w:rPr>
-          <w:sz w:val="28"/>
-          <w:szCs w:val="28"/>
-          <w:rtl/>
-        </w:rPr>
-      </w:pPr>
-    </w:p>
-    <w:p>
-      <w:pPr>
-        <w:spacing w:line="276" w:lineRule="auto"/>
-        <w:rPr>
-          <w:sz w:val="28"/>
-          <w:szCs w:val="28"/>
-          <w:rtl/>
-        </w:rPr>
-      </w:pPr>
-    </w:p>
-    <w:p>
-      <w:pPr>
-        <w:spacing w:line="276" w:lineRule="auto"/>
-        <w:rPr>
-          <w:sz w:val="28"/>
-          <w:szCs w:val="28"/>
-          <w:rtl/>
-        </w:rPr>
-      </w:pPr>
-    </w:p>
-    <w:p>
-      <w:pPr>
-        <w:spacing w:line="276" w:lineRule="auto"/>
-        <w:rPr>
-          <w:sz w:val="28"/>
-          <w:szCs w:val="28"/>
-          <w:rtl/>
-        </w:rPr>
-      </w:pPr>
-    </w:p>
-    <w:p>
-      <w:pPr>
-        <w:spacing w:line="276" w:lineRule="auto"/>
-        <w:rPr>
-          <w:sz w:val="28"/>
-          <w:szCs w:val="28"/>
-          <w:rtl/>
-        </w:rPr>
-      </w:pPr>
-    </w:p>
-    <w:p>
-      <w:pPr>
-        <w:spacing w:line="276" w:lineRule="auto"/>
-        <w:rPr>
-          <w:sz w:val="28"/>
-          <w:szCs w:val="28"/>
-          <w:rtl/>
-        </w:rPr>
-      </w:pPr>
-    </w:p>
-    <w:p>
-      <w:pPr>
-        <w:spacing w:line="276" w:lineRule="auto"/>
-        <w:rPr>
+          <w:rFonts w:ascii="David" w:hAnsi="David" w:cs="David"/>
+          <w:sz w:val="28"/>
+          <w:szCs w:val="28"/>
+          <w:rtl/>
+        </w:rPr>
+      </w:pPr>
+    </w:p>
+    <w:p>
+      <w:pPr>
+        <w:spacing w:line="276" w:lineRule="auto"/>
+        <w:rPr>
+          <w:rFonts w:ascii="David" w:hAnsi="David" w:cs="David"/>
+          <w:sz w:val="28"/>
+          <w:szCs w:val="28"/>
+          <w:rtl/>
+        </w:rPr>
+      </w:pPr>
+    </w:p>
+    <w:p>
+      <w:pPr>
+        <w:spacing w:line="276" w:lineRule="auto"/>
+        <w:rPr>
+          <w:rFonts w:ascii="David" w:hAnsi="David" w:cs="David"/>
+          <w:sz w:val="28"/>
+          <w:szCs w:val="28"/>
+          <w:rtl/>
+        </w:rPr>
+      </w:pPr>
+    </w:p>
+    <w:p>
+      <w:pPr>
+        <w:spacing w:line="276" w:lineRule="auto"/>
+        <w:rPr>
+          <w:rFonts w:ascii="David" w:hAnsi="David" w:cs="David"/>
+          <w:sz w:val="28"/>
+          <w:szCs w:val="28"/>
+          <w:rtl/>
+        </w:rPr>
+      </w:pPr>
+    </w:p>
+    <w:p>
+      <w:pPr>
+        <w:spacing w:line="276" w:lineRule="auto"/>
+        <w:rPr>
+          <w:rFonts w:ascii="David" w:hAnsi="David" w:cs="David"/>
+          <w:sz w:val="28"/>
+          <w:szCs w:val="28"/>
+          <w:rtl/>
+        </w:rPr>
+      </w:pPr>
+    </w:p>
+    <w:p>
+      <w:pPr>
+        <w:spacing w:line="276" w:lineRule="auto"/>
+        <w:rPr>
+          <w:rFonts w:ascii="David" w:hAnsi="David" w:cs="David"/>
+          <w:sz w:val="28"/>
+          <w:szCs w:val="28"/>
+          <w:rtl/>
+        </w:rPr>
+      </w:pPr>
+    </w:p>
+    <w:p>
+      <w:pPr>
+        <w:spacing w:line="276" w:lineRule="auto"/>
+        <w:rPr>
+          <w:rFonts w:ascii="David" w:hAnsi="David" w:cs="David"/>
+          <w:sz w:val="28"/>
+          <w:szCs w:val="28"/>
+          <w:rtl/>
+        </w:rPr>
+      </w:pPr>
+    </w:p>
+    <w:p>
+      <w:pPr>
+        <w:spacing w:line="276" w:lineRule="auto"/>
+        <w:rPr>
+          <w:rFonts w:ascii="David" w:hAnsi="David" w:cs="David"/>
+          <w:sz w:val="28"/>
+          <w:szCs w:val="28"/>
+          <w:rtl/>
+        </w:rPr>
+      </w:pPr>
+    </w:p>
+    <w:p>
+      <w:pPr>
+        <w:spacing w:line="276" w:lineRule="auto"/>
+        <w:rPr>
+          <w:rFonts w:ascii="David" w:hAnsi="David" w:cs="David"/>
+          <w:sz w:val="28"/>
+          <w:szCs w:val="28"/>
+          <w:rtl/>
+        </w:rPr>
+      </w:pPr>
+    </w:p>
+    <w:p>
+      <w:pPr>
+        <w:spacing w:line="276" w:lineRule="auto"/>
+        <w:rPr>
+          <w:rFonts w:ascii="David" w:hAnsi="David" w:cs="David"/>
+          <w:sz w:val="28"/>
+          <w:szCs w:val="28"/>
+          <w:rtl/>
+        </w:rPr>
+      </w:pPr>
+    </w:p>
+    <w:p>
+      <w:pPr>
+        <w:spacing w:line="276" w:lineRule="auto"/>
+        <w:rPr>
+          <w:rFonts w:ascii="David" w:hAnsi="David" w:cs="David"/>
+          <w:sz w:val="28"/>
+          <w:szCs w:val="28"/>
+          <w:rtl/>
+        </w:rPr>
+      </w:pPr>
+    </w:p>
+    <w:p>
+      <w:pPr>
+        <w:spacing w:line="276" w:lineRule="auto"/>
+        <w:rPr>
+          <w:rFonts w:ascii="David" w:hAnsi="David" w:cs="David"/>
           <w:b/>
           <w:bCs/>
           <w:sz w:val="32"/>
@@ -1051,7 +1434,7 @@
       </w:pPr>
       <w:r>
         <w:rPr>
-          <w:rFonts w:hint="cs"/>
+          <w:rFonts w:ascii="David" w:hAnsi="David" w:cs="David"/>
           <w:b/>
           <w:bCs/>
           <w:sz w:val="32"/>
@@ -1059,6 +1442,7 @@
           <w:u w:val="single"/>
           <w:rtl/>
         </w:rPr>
+        <w:lastRenderedPageBreak/>
         <w:t>תיאור הארגון</w:t>
       </w:r>
     </w:p>
@@ -1066,6 +1450,7 @@
       <w:pPr>
         <w:spacing w:line="276" w:lineRule="auto"/>
         <w:rPr>
+          <w:rFonts w:ascii="David" w:hAnsi="David" w:cs="David"/>
           <w:b/>
           <w:bCs/>
           <w:sz w:val="28"/>
@@ -1075,7 +1460,7 @@
       </w:pPr>
       <w:r>
         <w:rPr>
-          <w:rFonts w:hint="cs"/>
+          <w:rFonts w:ascii="David" w:hAnsi="David" w:cs="David"/>
           <w:b/>
           <w:bCs/>
           <w:sz w:val="28"/>
@@ -1089,83 +1474,20 @@
       <w:pPr>
         <w:spacing w:line="276" w:lineRule="auto"/>
         <w:rPr>
-          <w:sz w:val="24"/>
-          <w:szCs w:val="24"/>
-          <w:rtl/>
-        </w:rPr>
-      </w:pPr>
-      <w:r>
-        <w:rPr>
-          <w:rFonts w:cs="Arial"/>
+          <w:rFonts w:ascii="David" w:hAnsi="David" w:cs="David"/>
+          <w:sz w:val="24"/>
+          <w:szCs w:val="24"/>
+          <w:rtl/>
+        </w:rPr>
+      </w:pPr>
+      <w:r>
+        <w:rPr>
+          <w:rFonts w:ascii="David" w:hAnsi="David" w:cs="David"/>
           <w:sz w:val="24"/>
           <w:szCs w:val="24"/>
           <w:rtl/>
         </w:rPr>
         <w:t>משתמשים בכל בגילאים, אנשים שמחפשים פעילות חברתית ויצירת קשרים חברתיים חדשים.</w:t>
-      </w:r>
-    </w:p>
-    <w:p>
-      <w:pPr>
-        <w:spacing w:line="276" w:lineRule="auto"/>
-        <w:rPr>
-          <w:b/>
-          <w:bCs/>
-          <w:sz w:val="28"/>
-          <w:szCs w:val="28"/>
-          <w:rtl/>
-        </w:rPr>
-      </w:pPr>
-      <w:r>
-        <w:rPr>
-          <w:rFonts w:hint="cs"/>
-          <w:b/>
-          <w:bCs/>
-          <w:sz w:val="28"/>
-          <w:szCs w:val="28"/>
-          <w:rtl/>
-        </w:rPr>
-        <w:t xml:space="preserve">2.2 </w:t>
-      </w:r>
-      <w:r>
-        <w:rPr>
-          <w:rFonts w:hint="cs"/>
-          <w:b/>
-          <w:bCs/>
-          <w:sz w:val="28"/>
-          <w:szCs w:val="28"/>
-          <w:rtl/>
-        </w:rPr>
-        <w:t xml:space="preserve"> </w:t>
-      </w:r>
-      <w:r>
-        <w:rPr>
-          <w:rFonts w:hint="cs"/>
-          <w:b/>
-          <w:bCs/>
-          <w:sz w:val="28"/>
-          <w:szCs w:val="28"/>
-          <w:rtl/>
-        </w:rPr>
-        <w:t>המסגרת הארגונית</w:t>
-      </w:r>
-    </w:p>
-    <w:p>
-      <w:pPr>
-        <w:spacing w:line="276" w:lineRule="auto"/>
-        <w:rPr>
-          <w:sz w:val="24"/>
-          <w:szCs w:val="24"/>
-          <w:rtl/>
-        </w:rPr>
-      </w:pPr>
-      <w:r>
-        <w:rPr>
-          <w:rFonts w:hint="cs"/>
-          <w:sz w:val="24"/>
-          <w:szCs w:val="24"/>
-          <w:rtl/>
-        </w:rPr>
-        <w:t>קיימים במערכת 2 סוגי משתמשים:</w:t>
       </w:r>
     </w:p>
     <w:p>
@@ -1173,61 +1495,112 @@
         <w:pStyle w:val="a3"/>
         <w:numPr>
           <w:ilvl w:val="1"/>
-          <w:numId w:val="5"/>
+          <w:numId w:val="9"/>
         </w:numPr>
         <w:spacing w:line="276" w:lineRule="auto"/>
         <w:rPr>
-          <w:sz w:val="24"/>
-          <w:szCs w:val="24"/>
-        </w:rPr>
-      </w:pPr>
-      <w:r>
-        <w:rPr>
-          <w:rFonts w:hint="cs"/>
-          <w:sz w:val="24"/>
-          <w:szCs w:val="24"/>
-          <w:rtl/>
-        </w:rPr>
-        <w:t>משתמשים:</w:t>
-      </w:r>
-    </w:p>
-    <w:p>
-      <w:pPr>
-        <w:pStyle w:val="a3"/>
-        <w:spacing w:line="276" w:lineRule="auto"/>
-        <w:ind w:left="1440"/>
-        <w:rPr>
-          <w:sz w:val="24"/>
-          <w:szCs w:val="24"/>
-          <w:rtl/>
-        </w:rPr>
-      </w:pPr>
-      <w:r>
-        <w:rPr>
-          <w:rFonts w:hint="cs"/>
-          <w:sz w:val="24"/>
-          <w:szCs w:val="24"/>
-          <w:rtl/>
-        </w:rPr>
-        <w:t>יוכלו ליצור ולהצטרף לאירועים, ליצור קשרים חברתיים(הצעת חברות למשתמשים אחרים)</w:t>
+          <w:rFonts w:ascii="David" w:hAnsi="David" w:cs="David"/>
+          <w:b/>
+          <w:bCs/>
+          <w:sz w:val="28"/>
+          <w:szCs w:val="28"/>
+          <w:rtl/>
+        </w:rPr>
+      </w:pPr>
+      <w:r>
+        <w:rPr>
+          <w:rFonts w:ascii="David" w:hAnsi="David" w:cs="David"/>
+          <w:b/>
+          <w:bCs/>
+          <w:sz w:val="28"/>
+          <w:szCs w:val="28"/>
+          <w:rtl/>
+        </w:rPr>
+        <w:t xml:space="preserve"> המסגרת הארגונית</w:t>
+      </w:r>
+    </w:p>
+    <w:p>
+      <w:pPr>
+        <w:spacing w:line="276" w:lineRule="auto"/>
+        <w:rPr>
+          <w:rFonts w:ascii="David" w:hAnsi="David" w:cs="David"/>
+          <w:sz w:val="24"/>
+          <w:szCs w:val="24"/>
+          <w:rtl/>
+        </w:rPr>
+      </w:pPr>
+      <w:r>
+        <w:rPr>
+          <w:rFonts w:ascii="David" w:hAnsi="David" w:cs="David"/>
+          <w:sz w:val="24"/>
+          <w:szCs w:val="24"/>
+          <w:rtl/>
+        </w:rPr>
+        <w:t>קיימים במערכת 2 סוגי משתמשים:</w:t>
       </w:r>
     </w:p>
     <w:p>
       <w:pPr>
         <w:pStyle w:val="a3"/>
         <w:numPr>
-          <w:ilvl w:val="1"/>
-          <w:numId w:val="5"/>
+          <w:ilvl w:val="0"/>
+          <w:numId w:val="10"/>
         </w:numPr>
         <w:spacing w:line="276" w:lineRule="auto"/>
         <w:rPr>
-          <w:sz w:val="24"/>
-          <w:szCs w:val="24"/>
-        </w:rPr>
-      </w:pPr>
-      <w:r>
-        <w:rPr>
-          <w:rFonts w:hint="cs"/>
+          <w:rFonts w:ascii="David" w:hAnsi="David" w:cs="David"/>
+          <w:sz w:val="24"/>
+          <w:szCs w:val="24"/>
+        </w:rPr>
+      </w:pPr>
+      <w:r>
+        <w:rPr>
+          <w:rFonts w:ascii="David" w:hAnsi="David" w:cs="David"/>
+          <w:sz w:val="24"/>
+          <w:szCs w:val="24"/>
+          <w:rtl/>
+        </w:rPr>
+        <w:t>משתמשים:</w:t>
+      </w:r>
+    </w:p>
+    <w:p>
+      <w:pPr>
+        <w:spacing w:line="276" w:lineRule="auto"/>
+        <w:ind w:firstLine="360"/>
+        <w:rPr>
+          <w:rFonts w:ascii="David" w:hAnsi="David" w:cs="David"/>
+          <w:sz w:val="24"/>
+          <w:szCs w:val="24"/>
+          <w:rtl/>
+        </w:rPr>
+      </w:pPr>
+      <w:r>
+        <w:rPr>
+          <w:rFonts w:ascii="David" w:hAnsi="David" w:cs="David"/>
+          <w:sz w:val="24"/>
+          <w:szCs w:val="24"/>
+          <w:rtl/>
+        </w:rPr>
+        <w:t>יוכלו ליצור ולהצטרף לאירועים, ליצור קשרים חברתיים(הצעת חברות למשתמשים אחרים)</w:t>
+      </w:r>
+    </w:p>
+    <w:p>
+      <w:pPr>
+        <w:pStyle w:val="a3"/>
+        <w:numPr>
+          <w:ilvl w:val="0"/>
+          <w:numId w:val="10"/>
+        </w:numPr>
+        <w:spacing w:line="276" w:lineRule="auto"/>
+        <w:rPr>
+          <w:rFonts w:ascii="David" w:hAnsi="David" w:cs="David"/>
+          <w:sz w:val="24"/>
+          <w:szCs w:val="24"/>
+        </w:rPr>
+      </w:pPr>
+      <w:r>
+        <w:rPr>
+          <w:rFonts w:ascii="David" w:hAnsi="David" w:cs="David"/>
           <w:sz w:val="24"/>
           <w:szCs w:val="24"/>
           <w:rtl/>
@@ -1237,18 +1610,18 @@
     </w:p>
     <w:p>
       <w:pPr>
-        <w:pStyle w:val="a3"/>
-        <w:spacing w:line="276" w:lineRule="auto"/>
-        <w:ind w:left="1440"/>
-        <w:rPr>
-          <w:sz w:val="24"/>
-          <w:szCs w:val="24"/>
-          <w:rtl/>
-        </w:rPr>
-      </w:pPr>
-      <w:r>
-        <w:rPr>
-          <w:rFonts w:hint="cs"/>
+        <w:spacing w:line="276" w:lineRule="auto"/>
+        <w:ind w:firstLine="360"/>
+        <w:rPr>
+          <w:rFonts w:ascii="David" w:hAnsi="David" w:cs="David"/>
+          <w:sz w:val="24"/>
+          <w:szCs w:val="24"/>
+          <w:rtl/>
+        </w:rPr>
+      </w:pPr>
+      <w:r>
+        <w:rPr>
+          <w:rFonts w:ascii="David" w:hAnsi="David" w:cs="David"/>
           <w:sz w:val="24"/>
           <w:szCs w:val="24"/>
           <w:rtl/>
@@ -1260,6 +1633,7 @@
       <w:pPr>
         <w:spacing w:line="276" w:lineRule="auto"/>
         <w:rPr>
+          <w:rFonts w:ascii="David" w:hAnsi="David" w:cs="David"/>
           <w:b/>
           <w:bCs/>
           <w:sz w:val="28"/>
@@ -1269,71 +1643,365 @@
       </w:pPr>
       <w:r>
         <w:rPr>
-          <w:rFonts w:hint="cs"/>
+          <w:rFonts w:ascii="David" w:hAnsi="David" w:cs="David"/>
           <w:b/>
           <w:bCs/>
           <w:sz w:val="28"/>
           <w:szCs w:val="28"/>
           <w:rtl/>
         </w:rPr>
-        <w:t>2.3</w:t>
-      </w:r>
-      <w:r>
-        <w:rPr>
-          <w:rFonts w:hint="cs"/>
+        <w:t>2.3  סביבת המערכת</w:t>
+      </w:r>
+    </w:p>
+    <w:p>
+      <w:pPr>
+        <w:spacing w:line="276" w:lineRule="auto"/>
+        <w:rPr>
+          <w:rFonts w:ascii="David" w:hAnsi="David" w:cs="David"/>
+          <w:sz w:val="24"/>
+          <w:szCs w:val="24"/>
+          <w:rtl/>
+        </w:rPr>
+      </w:pPr>
+      <w:r>
+        <w:rPr>
+          <w:rFonts w:ascii="David" w:hAnsi="David" w:cs="David"/>
+          <w:sz w:val="24"/>
+          <w:szCs w:val="24"/>
+          <w:rtl/>
+        </w:rPr>
+        <w:t>הארגון פועל בסביבה הדיגיטלית באמצעות אתר אינטרנטי.</w:t>
+      </w:r>
+    </w:p>
+    <w:p>
+      <w:pPr>
+        <w:spacing w:line="276" w:lineRule="auto"/>
+        <w:rPr>
+          <w:rFonts w:ascii="David" w:hAnsi="David" w:cs="David"/>
+          <w:sz w:val="28"/>
+          <w:szCs w:val="28"/>
+          <w:rtl/>
+        </w:rPr>
+      </w:pPr>
+    </w:p>
+    <w:p>
+      <w:pPr>
+        <w:spacing w:line="276" w:lineRule="auto"/>
+        <w:rPr>
+          <w:rFonts w:ascii="David" w:hAnsi="David" w:cs="David"/>
           <w:b/>
           <w:bCs/>
           <w:sz w:val="28"/>
           <w:szCs w:val="28"/>
           <w:rtl/>
         </w:rPr>
-        <w:t xml:space="preserve"> </w:t>
-      </w:r>
-      <w:r>
-        <w:rPr>
-          <w:rFonts w:hint="cs"/>
+      </w:pPr>
+      <w:r>
+        <w:rPr>
+          <w:rFonts w:ascii="David" w:hAnsi="David" w:cs="David"/>
           <w:b/>
           <w:bCs/>
           <w:sz w:val="28"/>
           <w:szCs w:val="28"/>
           <w:rtl/>
         </w:rPr>
-        <w:t xml:space="preserve"> סביבת המערכת</w:t>
-      </w:r>
-    </w:p>
-    <w:p>
-      <w:pPr>
-        <w:spacing w:line="276" w:lineRule="auto"/>
-        <w:rPr>
-          <w:sz w:val="24"/>
-          <w:szCs w:val="24"/>
-          <w:rtl/>
-        </w:rPr>
-      </w:pPr>
-      <w:r>
-        <w:rPr>
-          <w:rFonts w:cs="Arial"/>
-          <w:sz w:val="24"/>
-          <w:szCs w:val="24"/>
-          <w:rtl/>
-        </w:rPr>
-        <w:t>הארגון פועל בסביבה הדיגיטלית באמצעות אתר אינטרנטי.</w:t>
-      </w:r>
-    </w:p>
-    <w:p>
-      <w:pPr>
-        <w:spacing w:line="276" w:lineRule="auto"/>
-        <w:rPr>
-          <w:sz w:val="28"/>
-          <w:szCs w:val="28"/>
-          <w:rtl/>
-        </w:rPr>
-      </w:pPr>
-    </w:p>
-    <w:p>
-      <w:pPr>
-        <w:spacing w:line="276" w:lineRule="auto"/>
-        <w:rPr>
+        <w:t>2.4  אוכלוסיית הארגון</w:t>
+      </w:r>
+    </w:p>
+    <w:p>
+      <w:pPr>
+        <w:pStyle w:val="a3"/>
+        <w:numPr>
+          <w:ilvl w:val="0"/>
+          <w:numId w:val="10"/>
+        </w:numPr>
+        <w:spacing w:line="276" w:lineRule="auto"/>
+        <w:rPr>
+          <w:rFonts w:ascii="David" w:hAnsi="David" w:cs="David"/>
+          <w:sz w:val="24"/>
+          <w:szCs w:val="24"/>
+          <w:u w:val="single"/>
+          <w:rtl/>
+        </w:rPr>
+      </w:pPr>
+      <w:r>
+        <w:rPr>
+          <w:rFonts w:ascii="David" w:hAnsi="David" w:cs="David"/>
+          <w:sz w:val="24"/>
+          <w:szCs w:val="24"/>
+          <w:u w:val="single"/>
+          <w:rtl/>
+        </w:rPr>
+        <w:t>משתמשים רגילים:</w:t>
+      </w:r>
+    </w:p>
+    <w:p>
+      <w:pPr>
+        <w:spacing w:line="276" w:lineRule="auto"/>
+        <w:ind w:left="360"/>
+        <w:rPr>
+          <w:rFonts w:ascii="David" w:hAnsi="David" w:cs="David"/>
+          <w:sz w:val="24"/>
+          <w:szCs w:val="24"/>
+          <w:rtl/>
+        </w:rPr>
+      </w:pPr>
+      <w:r>
+        <w:rPr>
+          <w:rFonts w:ascii="David" w:hAnsi="David" w:cs="David"/>
+          <w:sz w:val="24"/>
+          <w:szCs w:val="24"/>
+          <w:rtl/>
+        </w:rPr>
+        <w:t>יכולים ליצור קשרים חברתיים בעזרת הוספת/הצעת חברות למשתמשים אחרים,</w:t>
+      </w:r>
+    </w:p>
+    <w:p>
+      <w:pPr>
+        <w:spacing w:line="276" w:lineRule="auto"/>
+        <w:ind w:left="360"/>
+        <w:rPr>
+          <w:rFonts w:ascii="David" w:hAnsi="David" w:cs="David"/>
+          <w:sz w:val="24"/>
+          <w:szCs w:val="24"/>
+          <w:rtl/>
+        </w:rPr>
+      </w:pPr>
+      <w:r>
+        <w:rPr>
+          <w:rFonts w:ascii="David" w:hAnsi="David" w:cs="David"/>
+          <w:sz w:val="24"/>
+          <w:szCs w:val="24"/>
+          <w:rtl/>
+        </w:rPr>
+        <w:t>יכולים לשלוט איזה פרטי מידע בפרופיל שלהם ישותפו לאחרים,</w:t>
+      </w:r>
+    </w:p>
+    <w:p>
+      <w:pPr>
+        <w:spacing w:line="276" w:lineRule="auto"/>
+        <w:ind w:left="360"/>
+        <w:rPr>
+          <w:rFonts w:ascii="David" w:hAnsi="David" w:cs="David"/>
+          <w:sz w:val="24"/>
+          <w:szCs w:val="24"/>
+          <w:rtl/>
+        </w:rPr>
+      </w:pPr>
+      <w:r>
+        <w:rPr>
+          <w:rFonts w:ascii="David" w:hAnsi="David" w:cs="David"/>
+          <w:sz w:val="24"/>
+          <w:szCs w:val="24"/>
+          <w:rtl/>
+        </w:rPr>
+        <w:t>יכולים ליצור אירוע(יוצר האירוע) ולהצטרף לאירועים(משתתף באירוע).</w:t>
+      </w:r>
+    </w:p>
+    <w:p>
+      <w:pPr>
+        <w:pStyle w:val="a3"/>
+        <w:numPr>
+          <w:ilvl w:val="0"/>
+          <w:numId w:val="10"/>
+        </w:numPr>
+        <w:spacing w:line="276" w:lineRule="auto"/>
+        <w:rPr>
+          <w:rFonts w:ascii="David" w:hAnsi="David" w:cs="David"/>
+          <w:sz w:val="24"/>
+          <w:szCs w:val="24"/>
+          <w:u w:val="single"/>
+          <w:rtl/>
+        </w:rPr>
+      </w:pPr>
+      <w:r>
+        <w:rPr>
+          <w:rFonts w:ascii="David" w:hAnsi="David" w:cs="David"/>
+          <w:sz w:val="24"/>
+          <w:szCs w:val="24"/>
+          <w:u w:val="single"/>
+          <w:rtl/>
+        </w:rPr>
+        <w:t>יוצר האירוע:</w:t>
+      </w:r>
+    </w:p>
+    <w:p>
+      <w:pPr>
+        <w:spacing w:line="276" w:lineRule="auto"/>
+        <w:ind w:left="360"/>
+        <w:rPr>
+          <w:rFonts w:ascii="David" w:hAnsi="David" w:cs="David"/>
+          <w:sz w:val="24"/>
+          <w:szCs w:val="24"/>
+          <w:rtl/>
+        </w:rPr>
+      </w:pPr>
+      <w:r>
+        <w:rPr>
+          <w:rFonts w:ascii="David" w:hAnsi="David" w:cs="David"/>
+          <w:sz w:val="24"/>
+          <w:szCs w:val="24"/>
+          <w:rtl/>
+        </w:rPr>
+        <w:t>שולט במיקום האירוע, זמן האירוע, פירוט האירוע, סיווג האירוע (פרטי בהזמנה אישית בלבד או פתוח לכולם), הסרת משתתפים מן האירוע, הגבלת כמות המשתתפים באירוע, הזמנת משתתפים לאירוע.</w:t>
+      </w:r>
+    </w:p>
+    <w:p>
+      <w:pPr>
+        <w:pStyle w:val="a3"/>
+        <w:numPr>
+          <w:ilvl w:val="0"/>
+          <w:numId w:val="10"/>
+        </w:numPr>
+        <w:spacing w:line="276" w:lineRule="auto"/>
+        <w:rPr>
+          <w:rFonts w:ascii="David" w:hAnsi="David" w:cs="David"/>
+          <w:sz w:val="24"/>
+          <w:szCs w:val="24"/>
+          <w:u w:val="single"/>
+          <w:rtl/>
+        </w:rPr>
+      </w:pPr>
+      <w:r>
+        <w:rPr>
+          <w:rFonts w:ascii="David" w:hAnsi="David" w:cs="David"/>
+          <w:sz w:val="24"/>
+          <w:szCs w:val="24"/>
+          <w:u w:val="single"/>
+          <w:rtl/>
+        </w:rPr>
+        <w:t>משתתף באירוע:</w:t>
+      </w:r>
+    </w:p>
+    <w:p>
+      <w:pPr>
+        <w:spacing w:line="276" w:lineRule="auto"/>
+        <w:ind w:left="360"/>
+        <w:rPr>
+          <w:rFonts w:ascii="David" w:hAnsi="David" w:cs="David"/>
+          <w:sz w:val="24"/>
+          <w:szCs w:val="24"/>
+          <w:rtl/>
+        </w:rPr>
+      </w:pPr>
+      <w:r>
+        <w:rPr>
+          <w:rFonts w:ascii="David" w:hAnsi="David" w:cs="David"/>
+          <w:sz w:val="24"/>
+          <w:szCs w:val="24"/>
+          <w:rtl/>
+        </w:rPr>
+        <w:t>באפשרותו לראות פרטים על האירוע, פרטים על משתתפים אחרים ועל יוצר האירוע, הזמנת חברים לאירוע, עזיבת האירוע.</w:t>
+      </w:r>
+    </w:p>
+    <w:p>
+      <w:pPr>
+        <w:pStyle w:val="a3"/>
+        <w:numPr>
+          <w:ilvl w:val="0"/>
+          <w:numId w:val="10"/>
+        </w:numPr>
+        <w:spacing w:line="276" w:lineRule="auto"/>
+        <w:rPr>
+          <w:rFonts w:ascii="David" w:hAnsi="David" w:cs="David"/>
+          <w:sz w:val="24"/>
+          <w:szCs w:val="24"/>
+          <w:u w:val="single"/>
+          <w:rtl/>
+        </w:rPr>
+      </w:pPr>
+      <w:r>
+        <w:rPr>
+          <w:rFonts w:ascii="David" w:hAnsi="David" w:cs="David"/>
+          <w:sz w:val="24"/>
+          <w:szCs w:val="24"/>
+          <w:u w:val="single"/>
+          <w:rtl/>
+        </w:rPr>
+        <w:t>מנהלים:</w:t>
+      </w:r>
+    </w:p>
+    <w:p>
+      <w:pPr>
+        <w:spacing w:line="276" w:lineRule="auto"/>
+        <w:ind w:firstLine="360"/>
+        <w:rPr>
+          <w:rFonts w:ascii="David" w:hAnsi="David" w:cs="David"/>
+          <w:sz w:val="24"/>
+          <w:szCs w:val="24"/>
+          <w:rtl/>
+        </w:rPr>
+      </w:pPr>
+      <w:r>
+        <w:rPr>
+          <w:rFonts w:ascii="David" w:hAnsi="David" w:cs="David"/>
+          <w:sz w:val="24"/>
+          <w:szCs w:val="24"/>
+          <w:rtl/>
+        </w:rPr>
+        <w:t>חסימת אירועים, חסימת משתמשים, פיקוח כללי על המערכת.</w:t>
+      </w:r>
+    </w:p>
+    <w:p>
+      <w:pPr>
+        <w:spacing w:line="276" w:lineRule="auto"/>
+        <w:rPr>
+          <w:rFonts w:ascii="David" w:hAnsi="David" w:cs="David"/>
+          <w:sz w:val="28"/>
+          <w:szCs w:val="28"/>
+          <w:rtl/>
+        </w:rPr>
+      </w:pPr>
+    </w:p>
+    <w:p>
+      <w:pPr>
+        <w:spacing w:line="276" w:lineRule="auto"/>
+        <w:rPr>
+          <w:rFonts w:ascii="David" w:hAnsi="David" w:cs="David"/>
+          <w:sz w:val="28"/>
+          <w:szCs w:val="28"/>
+          <w:rtl/>
+        </w:rPr>
+      </w:pPr>
+    </w:p>
+    <w:p>
+      <w:pPr>
+        <w:spacing w:line="276" w:lineRule="auto"/>
+        <w:rPr>
+          <w:rFonts w:ascii="David" w:hAnsi="David" w:cs="David"/>
+          <w:sz w:val="28"/>
+          <w:szCs w:val="28"/>
+          <w:rtl/>
+        </w:rPr>
+      </w:pPr>
+    </w:p>
+    <w:p>
+      <w:pPr>
+        <w:spacing w:line="276" w:lineRule="auto"/>
+        <w:rPr>
+          <w:rFonts w:ascii="David" w:hAnsi="David" w:cs="David"/>
+          <w:sz w:val="28"/>
+          <w:szCs w:val="28"/>
+          <w:rtl/>
+        </w:rPr>
+      </w:pPr>
+    </w:p>
+    <w:p>
+      <w:pPr>
+        <w:spacing w:line="276" w:lineRule="auto"/>
+        <w:rPr>
+          <w:rFonts w:ascii="David" w:hAnsi="David" w:cs="David"/>
+          <w:sz w:val="28"/>
+          <w:szCs w:val="28"/>
+          <w:rtl/>
+        </w:rPr>
+      </w:pPr>
+    </w:p>
+    <w:p>
+      <w:pPr>
+        <w:spacing w:line="276" w:lineRule="auto"/>
+        <w:rPr>
+          <w:rFonts w:ascii="David" w:hAnsi="David" w:cs="David"/>
           <w:b/>
           <w:bCs/>
           <w:sz w:val="28"/>
@@ -1343,248 +2011,7 @@
       </w:pPr>
       <w:r>
         <w:rPr>
-          <w:rFonts w:hint="cs"/>
-          <w:b/>
-          <w:bCs/>
-          <w:sz w:val="28"/>
-          <w:szCs w:val="28"/>
-          <w:rtl/>
-        </w:rPr>
-        <w:t>2.4  אוכלוסיית הארגון</w:t>
-      </w:r>
-    </w:p>
-    <w:p>
-      <w:pPr>
-        <w:spacing w:line="276" w:lineRule="auto"/>
-        <w:rPr>
-          <w:sz w:val="24"/>
-          <w:szCs w:val="24"/>
-          <w:u w:val="single"/>
-          <w:rtl/>
-        </w:rPr>
-      </w:pPr>
-      <w:r>
-        <w:rPr>
-          <w:rFonts w:hint="cs"/>
-          <w:sz w:val="24"/>
-          <w:szCs w:val="24"/>
-          <w:u w:val="single"/>
-          <w:rtl/>
-        </w:rPr>
-        <w:t>משתמשים רגילים:</w:t>
-      </w:r>
-    </w:p>
-    <w:p>
-      <w:pPr>
-        <w:spacing w:line="276" w:lineRule="auto"/>
-        <w:rPr>
-          <w:sz w:val="24"/>
-          <w:szCs w:val="24"/>
-          <w:rtl/>
-        </w:rPr>
-      </w:pPr>
-      <w:r>
-        <w:rPr>
-          <w:rFonts w:hint="cs"/>
-          <w:sz w:val="24"/>
-          <w:szCs w:val="24"/>
-          <w:rtl/>
-        </w:rPr>
-        <w:t>יכולים ליצור קשרים חברתיים בעזרת הוספת/הצעת חברות למשתמשים אחרים,</w:t>
-      </w:r>
-    </w:p>
-    <w:p>
-      <w:pPr>
-        <w:spacing w:line="276" w:lineRule="auto"/>
-        <w:rPr>
-          <w:sz w:val="24"/>
-          <w:szCs w:val="24"/>
-          <w:rtl/>
-        </w:rPr>
-      </w:pPr>
-      <w:r>
-        <w:rPr>
-          <w:rFonts w:hint="cs"/>
-          <w:sz w:val="24"/>
-          <w:szCs w:val="24"/>
-          <w:rtl/>
-        </w:rPr>
-        <w:t>יכולים לשלוט איזה פרטי מידע בפרופיל שלהם ישותפו לאחרים,</w:t>
-      </w:r>
-    </w:p>
-    <w:p>
-      <w:pPr>
-        <w:spacing w:line="276" w:lineRule="auto"/>
-        <w:rPr>
-          <w:sz w:val="24"/>
-          <w:szCs w:val="24"/>
-          <w:rtl/>
-        </w:rPr>
-      </w:pPr>
-      <w:r>
-        <w:rPr>
-          <w:rFonts w:hint="cs"/>
-          <w:sz w:val="24"/>
-          <w:szCs w:val="24"/>
-          <w:rtl/>
-        </w:rPr>
-        <w:t>יכולים ליצור אירוע(יוצר האירוע) ולהצטרף לאירועים(משתתף באירוע).</w:t>
-      </w:r>
-    </w:p>
-    <w:p>
-      <w:pPr>
-        <w:spacing w:line="276" w:lineRule="auto"/>
-        <w:rPr>
-          <w:sz w:val="24"/>
-          <w:szCs w:val="24"/>
-          <w:u w:val="single"/>
-          <w:rtl/>
-        </w:rPr>
-      </w:pPr>
-      <w:r>
-        <w:rPr>
-          <w:rFonts w:hint="cs"/>
-          <w:sz w:val="24"/>
-          <w:szCs w:val="24"/>
-          <w:u w:val="single"/>
-          <w:rtl/>
-        </w:rPr>
-        <w:t>יוצר האירוע:</w:t>
-      </w:r>
-    </w:p>
-    <w:p>
-      <w:pPr>
-        <w:spacing w:line="276" w:lineRule="auto"/>
-        <w:rPr>
-          <w:sz w:val="24"/>
-          <w:szCs w:val="24"/>
-          <w:rtl/>
-        </w:rPr>
-      </w:pPr>
-      <w:r>
-        <w:rPr>
-          <w:rFonts w:hint="cs"/>
-          <w:sz w:val="24"/>
-          <w:szCs w:val="24"/>
-          <w:rtl/>
-        </w:rPr>
-        <w:t>שולט במיקום האירוע, זמן האירוע, פירוט האירוע, סיווג האירוע (פרטי בהזמנה אישית בלבד או פתוח לכולם), הסרת משתתפים מן האירוע, הגבלת כמות המשתתפים באירוע, הזמנת משתתפים לאירוע.</w:t>
-      </w:r>
-    </w:p>
-    <w:p>
-      <w:pPr>
-        <w:spacing w:line="276" w:lineRule="auto"/>
-        <w:rPr>
-          <w:sz w:val="24"/>
-          <w:szCs w:val="24"/>
-          <w:u w:val="single"/>
-          <w:rtl/>
-        </w:rPr>
-      </w:pPr>
-      <w:r>
-        <w:rPr>
-          <w:rFonts w:hint="cs"/>
-          <w:sz w:val="24"/>
-          <w:szCs w:val="24"/>
-          <w:u w:val="single"/>
-          <w:rtl/>
-        </w:rPr>
-        <w:t>משתתף באירוע:</w:t>
-      </w:r>
-    </w:p>
-    <w:p>
-      <w:pPr>
-        <w:spacing w:line="276" w:lineRule="auto"/>
-        <w:rPr>
-          <w:sz w:val="24"/>
-          <w:szCs w:val="24"/>
-          <w:rtl/>
-        </w:rPr>
-      </w:pPr>
-      <w:r>
-        <w:rPr>
-          <w:rFonts w:hint="cs"/>
-          <w:sz w:val="24"/>
-          <w:szCs w:val="24"/>
-          <w:rtl/>
-        </w:rPr>
-        <w:t>באפשרותו לראות פרטים על האירוע, פרטים על משתתפים אחרים ועל יוצר האירוע, הזמנת חברים לאירוע, עזיבת האירוע.</w:t>
-      </w:r>
-    </w:p>
-    <w:p>
-      <w:pPr>
-        <w:spacing w:line="276" w:lineRule="auto"/>
-        <w:rPr>
-          <w:sz w:val="24"/>
-          <w:szCs w:val="24"/>
-          <w:u w:val="single"/>
-          <w:rtl/>
-        </w:rPr>
-      </w:pPr>
-      <w:r>
-        <w:rPr>
-          <w:rFonts w:hint="cs"/>
-          <w:sz w:val="24"/>
-          <w:szCs w:val="24"/>
-          <w:u w:val="single"/>
-          <w:rtl/>
-        </w:rPr>
-        <w:t>מנהלים:</w:t>
-      </w:r>
-    </w:p>
-    <w:p>
-      <w:pPr>
-        <w:spacing w:line="276" w:lineRule="auto"/>
-        <w:rPr>
-          <w:sz w:val="24"/>
-          <w:szCs w:val="24"/>
-          <w:rtl/>
-        </w:rPr>
-      </w:pPr>
-      <w:r>
-        <w:rPr>
-          <w:rFonts w:hint="cs"/>
-          <w:sz w:val="24"/>
-          <w:szCs w:val="24"/>
-          <w:rtl/>
-        </w:rPr>
-        <w:t>חסימת אירועים, חסימת משתמשים, פיקוח כללי על המערכת.</w:t>
-      </w:r>
-    </w:p>
-    <w:p>
-      <w:pPr>
-        <w:spacing w:line="276" w:lineRule="auto"/>
-        <w:rPr>
-          <w:sz w:val="28"/>
-          <w:szCs w:val="28"/>
-          <w:rtl/>
-        </w:rPr>
-      </w:pPr>
-    </w:p>
-    <w:p>
-      <w:pPr>
-        <w:spacing w:line="276" w:lineRule="auto"/>
-        <w:rPr>
-          <w:sz w:val="28"/>
-          <w:szCs w:val="28"/>
-          <w:rtl/>
-        </w:rPr>
-      </w:pPr>
-    </w:p>
-    <w:p>
-      <w:pPr>
-        <w:spacing w:line="276" w:lineRule="auto"/>
-        <w:rPr>
-          <w:b/>
-          <w:bCs/>
-          <w:sz w:val="28"/>
-          <w:szCs w:val="28"/>
-          <w:rtl/>
-        </w:rPr>
-      </w:pPr>
-      <w:r>
-        <w:rPr>
-          <w:rFonts w:hint="cs"/>
+          <w:rFonts w:ascii="David" w:hAnsi="David" w:cs="David"/>
           <w:b/>
           <w:bCs/>
           <w:sz w:val="28"/>
@@ -1602,13 +2029,13 @@
         <w:spacing w:before="0" w:beforeAutospacing="0" w:after="160" w:afterAutospacing="0" w:line="276" w:lineRule="auto"/>
         <w:ind w:left="360"/>
         <w:rPr>
-          <w:rFonts w:asciiTheme="minorBidi" w:hAnsiTheme="minorBidi" w:cstheme="minorBidi"/>
-          <w:rtl/>
-        </w:rPr>
-      </w:pPr>
-      <w:r>
-        <w:rPr>
-          <w:rFonts w:asciiTheme="minorBidi" w:hAnsiTheme="minorBidi" w:cstheme="minorBidi"/>
+          <w:rFonts w:ascii="David" w:hAnsi="David" w:cs="David"/>
+          <w:rtl/>
+        </w:rPr>
+      </w:pPr>
+      <w:r>
+        <w:rPr>
+          <w:rFonts w:ascii="David" w:hAnsi="David" w:cs="David"/>
           <w:color w:val="000000"/>
           <w:u w:val="single"/>
           <w:rtl/>
@@ -1628,14 +2055,14 @@
         <w:ind w:right="360"/>
         <w:textAlignment w:val="baseline"/>
         <w:rPr>
-          <w:rFonts w:asciiTheme="minorBidi" w:hAnsiTheme="minorBidi" w:cstheme="minorBidi"/>
+          <w:rFonts w:ascii="David" w:hAnsi="David" w:cs="David"/>
           <w:color w:val="000000"/>
           <w:rtl/>
         </w:rPr>
       </w:pPr>
       <w:r>
         <w:rPr>
-          <w:rFonts w:asciiTheme="minorBidi" w:hAnsiTheme="minorBidi" w:cstheme="minorBidi"/>
+          <w:rFonts w:ascii="David" w:hAnsi="David" w:cs="David"/>
           <w:color w:val="000000"/>
           <w:rtl/>
         </w:rPr>
@@ -1654,14 +2081,14 @@
         <w:ind w:right="360"/>
         <w:textAlignment w:val="baseline"/>
         <w:rPr>
-          <w:rFonts w:asciiTheme="minorBidi" w:hAnsiTheme="minorBidi" w:cstheme="minorBidi"/>
+          <w:rFonts w:ascii="David" w:hAnsi="David" w:cs="David"/>
           <w:color w:val="000000"/>
           <w:rtl/>
         </w:rPr>
       </w:pPr>
       <w:r>
         <w:rPr>
-          <w:rFonts w:asciiTheme="minorBidi" w:hAnsiTheme="minorBidi" w:cstheme="minorBidi"/>
+          <w:rFonts w:ascii="David" w:hAnsi="David" w:cs="David"/>
           <w:color w:val="000000"/>
           <w:rtl/>
         </w:rPr>
@@ -1680,14 +2107,14 @@
         <w:ind w:right="360"/>
         <w:textAlignment w:val="baseline"/>
         <w:rPr>
-          <w:rFonts w:asciiTheme="minorBidi" w:hAnsiTheme="minorBidi" w:cstheme="minorBidi"/>
+          <w:rFonts w:ascii="David" w:hAnsi="David" w:cs="David"/>
           <w:color w:val="000000"/>
           <w:rtl/>
         </w:rPr>
       </w:pPr>
       <w:r>
         <w:rPr>
-          <w:rFonts w:asciiTheme="minorBidi" w:hAnsiTheme="minorBidi" w:cstheme="minorBidi"/>
+          <w:rFonts w:ascii="David" w:hAnsi="David" w:cs="David"/>
           <w:color w:val="000000"/>
           <w:rtl/>
         </w:rPr>
@@ -1706,14 +2133,14 @@
         <w:ind w:right="360"/>
         <w:textAlignment w:val="baseline"/>
         <w:rPr>
-          <w:rFonts w:asciiTheme="minorBidi" w:hAnsiTheme="minorBidi" w:cstheme="minorBidi"/>
+          <w:rFonts w:ascii="David" w:hAnsi="David" w:cs="David"/>
           <w:color w:val="000000"/>
           <w:rtl/>
         </w:rPr>
       </w:pPr>
       <w:r>
         <w:rPr>
-          <w:rFonts w:asciiTheme="minorBidi" w:hAnsiTheme="minorBidi" w:cstheme="minorBidi"/>
+          <w:rFonts w:ascii="David" w:hAnsi="David" w:cs="David"/>
           <w:color w:val="000000"/>
           <w:rtl/>
         </w:rPr>
@@ -1727,13 +2154,13 @@
         <w:spacing w:before="0" w:beforeAutospacing="0" w:after="160" w:afterAutospacing="0" w:line="276" w:lineRule="auto"/>
         <w:ind w:left="360"/>
         <w:rPr>
-          <w:rFonts w:asciiTheme="minorBidi" w:hAnsiTheme="minorBidi" w:cstheme="minorBidi"/>
-          <w:rtl/>
-        </w:rPr>
-      </w:pPr>
-      <w:r>
-        <w:rPr>
-          <w:rFonts w:asciiTheme="minorBidi" w:hAnsiTheme="minorBidi" w:cstheme="minorBidi"/>
+          <w:rFonts w:ascii="David" w:hAnsi="David" w:cs="David"/>
+          <w:rtl/>
+        </w:rPr>
+      </w:pPr>
+      <w:r>
+        <w:rPr>
+          <w:rFonts w:ascii="David" w:hAnsi="David" w:cs="David"/>
           <w:color w:val="000000"/>
           <w:u w:val="single"/>
           <w:rtl/>
@@ -1753,14 +2180,14 @@
         <w:ind w:right="360"/>
         <w:textAlignment w:val="baseline"/>
         <w:rPr>
-          <w:rFonts w:asciiTheme="minorBidi" w:hAnsiTheme="minorBidi" w:cstheme="minorBidi"/>
+          <w:rFonts w:ascii="David" w:hAnsi="David" w:cs="David"/>
           <w:color w:val="000000"/>
           <w:rtl/>
         </w:rPr>
       </w:pPr>
       <w:r>
         <w:rPr>
-          <w:rFonts w:asciiTheme="minorBidi" w:hAnsiTheme="minorBidi" w:cstheme="minorBidi"/>
+          <w:rFonts w:ascii="David" w:hAnsi="David" w:cs="David"/>
           <w:color w:val="000000"/>
           <w:rtl/>
         </w:rPr>
@@ -1779,14 +2206,14 @@
         <w:ind w:right="360"/>
         <w:textAlignment w:val="baseline"/>
         <w:rPr>
-          <w:rFonts w:asciiTheme="minorBidi" w:hAnsiTheme="minorBidi" w:cstheme="minorBidi"/>
+          <w:rFonts w:ascii="David" w:hAnsi="David" w:cs="David"/>
           <w:color w:val="000000"/>
           <w:rtl/>
         </w:rPr>
       </w:pPr>
       <w:r>
         <w:rPr>
-          <w:rFonts w:asciiTheme="minorBidi" w:hAnsiTheme="minorBidi" w:cstheme="minorBidi"/>
+          <w:rFonts w:ascii="David" w:hAnsi="David" w:cs="David"/>
           <w:color w:val="000000"/>
           <w:rtl/>
         </w:rPr>
@@ -1805,14 +2232,14 @@
         <w:ind w:right="360"/>
         <w:textAlignment w:val="baseline"/>
         <w:rPr>
-          <w:rFonts w:asciiTheme="minorBidi" w:hAnsiTheme="minorBidi" w:cstheme="minorBidi"/>
+          <w:rFonts w:ascii="David" w:hAnsi="David" w:cs="David"/>
           <w:color w:val="000000"/>
           <w:rtl/>
         </w:rPr>
       </w:pPr>
       <w:r>
         <w:rPr>
-          <w:rFonts w:asciiTheme="minorBidi" w:hAnsiTheme="minorBidi" w:cstheme="minorBidi"/>
+          <w:rFonts w:ascii="David" w:hAnsi="David" w:cs="David"/>
           <w:color w:val="000000"/>
           <w:rtl/>
         </w:rPr>
@@ -1831,14 +2258,14 @@
         <w:ind w:right="360"/>
         <w:textAlignment w:val="baseline"/>
         <w:rPr>
-          <w:rFonts w:asciiTheme="minorBidi" w:hAnsiTheme="minorBidi" w:cstheme="minorBidi"/>
+          <w:rFonts w:ascii="David" w:hAnsi="David" w:cs="David"/>
           <w:color w:val="000000"/>
           <w:rtl/>
         </w:rPr>
       </w:pPr>
       <w:r>
         <w:rPr>
-          <w:rFonts w:asciiTheme="minorBidi" w:hAnsiTheme="minorBidi" w:cstheme="minorBidi"/>
+          <w:rFonts w:ascii="David" w:hAnsi="David" w:cs="David"/>
           <w:color w:val="000000"/>
           <w:rtl/>
         </w:rPr>
@@ -1857,14 +2284,14 @@
         <w:ind w:right="360"/>
         <w:textAlignment w:val="baseline"/>
         <w:rPr>
-          <w:rFonts w:asciiTheme="minorBidi" w:hAnsiTheme="minorBidi" w:cstheme="minorBidi" w:hint="cs"/>
+          <w:rFonts w:ascii="David" w:hAnsi="David" w:cs="David"/>
           <w:color w:val="000000"/>
           <w:rtl/>
         </w:rPr>
       </w:pPr>
       <w:r>
         <w:rPr>
-          <w:rFonts w:asciiTheme="minorBidi" w:hAnsiTheme="minorBidi" w:cstheme="minorBidi"/>
+          <w:rFonts w:ascii="David" w:hAnsi="David" w:cs="David"/>
           <w:color w:val="000000"/>
           <w:rtl/>
         </w:rPr>
@@ -1873,7 +2300,7 @@
       <w:proofErr w:type="spellStart"/>
       <w:r>
         <w:rPr>
-          <w:rFonts w:asciiTheme="minorBidi" w:hAnsiTheme="minorBidi" w:cstheme="minorBidi"/>
+          <w:rFonts w:ascii="David" w:hAnsi="David" w:cs="David"/>
           <w:color w:val="000000"/>
           <w:rtl/>
         </w:rPr>
@@ -1882,7 +2309,7 @@
       <w:proofErr w:type="spellEnd"/>
       <w:r>
         <w:rPr>
-          <w:rFonts w:asciiTheme="minorBidi" w:hAnsiTheme="minorBidi" w:cstheme="minorBidi"/>
+          <w:rFonts w:ascii="David" w:hAnsi="David" w:cs="David"/>
           <w:color w:val="000000"/>
           <w:rtl/>
         </w:rPr>
@@ -1902,8 +2329,234 @@
 </file>
 
 <file path=word/numbering.xml><?xml version="1.0" encoding="utf-8"?>
-<w:numbering xmlns:wpc="http://schemas.microsoft.com/office/word/2010/wordprocessingCanvas" xmlns:cx="http://schemas.microsoft.com/office/drawing/2014/chartex" xmlns:cx1="http://schemas.microsoft.com/office/drawing/2015/9/8/chartex" xmlns:cx2="http://schemas.microsoft.com/office/drawing/2015/10/21/chartex" xmlns:cx3="http://schemas.microsoft.com/office/drawing/2016/5/9/chartex" xmlns:cx4="http://schemas.microsoft.com/office/drawing/2016/5/10/chartex" xmlns:cx5="http://schemas.microsoft.com/office/drawing/2016/5/11/chartex" xmlns:cx6="http://schemas.microsoft.com/office/drawing/2016/5/12/chartex" xmlns:cx7="http://schemas.microsoft.com/office/drawing/2016/5/13/chartex" xmlns:cx8="http://schemas.microsoft.com/office/drawing/2016/5/14/chartex" xmlns:mc="http://schemas.openxmlformats.org/markup-compatibility/2006" xmlns:aink="http://schemas.microsoft.com/office/drawing/2016/ink" xmlns:am3d="http://schemas.microsoft.com/office/drawing/2017/model3d" xmlns:o="urn:schemas-microsoft-com:office:office" xmlns:r="http://schemas.openxmlformats.org/officeDocument/2006/relationships" xmlns:m="http://schemas.openxmlformats.org/officeDocument/2006/math" xmlns:v="urn:schemas-microsoft-com:vml" xmlns:wp14="http://schemas.microsoft.com/office/word/2010/wordprocessingDrawing" xmlns:wp="http://schemas.openxmlformats.org/drawingml/2006/wordprocessingDrawing" xmlns:w10="urn:schemas-microsoft-com:office:word" xmlns:w="http://schemas.openxmlformats.org/wordprocessingml/2006/main" xmlns:w14="http://schemas.microsoft.com/office/word/2010/wordml" xmlns:w15="http://schemas.microsoft.com/office/word/2012/wordml" xmlns:w16cex="http://schemas.microsoft.com/office/word/2018/wordml/cex" xmlns:w16cid="http://schemas.microsoft.com/office/word/2016/wordml/cid" xmlns:w16="http://schemas.microsoft.com/office/word/2018/wordml" xmlns:w16sdtdh="http://schemas.microsoft.com/office/word/2020/wordml/sdtdatahash" xmlns:w16se="http://schemas.microsoft.com/office/word/2015/wordml/symex" xmlns:wpg="http://schemas.microsoft.com/office/word/2010/wordprocessingGroup" xmlns:wpi="http://schemas.microsoft.com/office/word/2010/wordprocessingInk" xmlns:wne="http://schemas.microsoft.com/office/word/2006/wordml" xmlns:wps="http://schemas.microsoft.com/office/word/2010/wordprocessingShape" mc:Ignorable="w14 w15 w16se w16cid w16 w16cex w16sdtdh wp14">
+<w:numbering xmlns:wpc="http://schemas.microsoft.com/office/word/2010/wordprocessingCanvas" xmlns:cx="http://schemas.microsoft.com/office/drawing/2014/chartex" xmlns:cx1="http://schemas.microsoft.com/office/drawing/2015/9/8/chartex" xmlns:cx2="http://schemas.microsoft.com/office/drawing/2015/10/21/chartex" xmlns:cx3="http://schemas.microsoft.com/office/drawing/2016/5/9/chartex" xmlns:cx4="http://schemas.microsoft.com/office/drawing/2016/5/10/chartex" xmlns:cx5="http://schemas.microsoft.com/office/drawing/2016/5/11/chartex" xmlns:cx6="http://schemas.microsoft.com/office/drawing/2016/5/12/chartex" xmlns:cx7="http://schemas.microsoft.com/office/drawing/2016/5/13/chartex" xmlns:cx8="http://schemas.microsoft.com/office/drawing/2016/5/14/chartex" xmlns:mc="http://schemas.openxmlformats.org/markup-compatibility/2006" xmlns:aink="http://schemas.microsoft.com/office/drawing/2016/ink" xmlns:am3d="http://schemas.microsoft.com/office/drawing/2017/model3d" xmlns:o="urn:schemas-microsoft-com:office:office" xmlns:oel="http://schemas.microsoft.com/office/2019/extlst" xmlns:r="http://schemas.openxmlformats.org/officeDocument/2006/relationships" xmlns:m="http://schemas.openxmlformats.org/officeDocument/2006/math" xmlns:v="urn:schemas-microsoft-com:vml" xmlns:wp14="http://schemas.microsoft.com/office/word/2010/wordprocessingDrawing" xmlns:wp="http://schemas.openxmlformats.org/drawingml/2006/wordprocessingDrawing" xmlns:w10="urn:schemas-microsoft-com:office:word" xmlns:w="http://schemas.openxmlformats.org/wordprocessingml/2006/main" xmlns:w14="http://schemas.microsoft.com/office/word/2010/wordml" xmlns:w15="http://schemas.microsoft.com/office/word/2012/wordml" xmlns:w16cex="http://schemas.microsoft.com/office/word/2018/wordml/cex" xmlns:w16cid="http://schemas.microsoft.com/office/word/2016/wordml/cid" xmlns:w16="http://schemas.microsoft.com/office/word/2018/wordml" xmlns:w16du="http://schemas.microsoft.com/office/word/2023/wordml/word16du" xmlns:w16sdtdh="http://schemas.microsoft.com/office/word/2020/wordml/sdtdatahash" xmlns:w16se="http://schemas.microsoft.com/office/word/2015/wordml/symex" xmlns:wpg="http://schemas.microsoft.com/office/word/2010/wordprocessingGroup" xmlns:wpi="http://schemas.microsoft.com/office/word/2010/wordprocessingInk" xmlns:wne="http://schemas.microsoft.com/office/word/2006/wordml" xmlns:wps="http://schemas.microsoft.com/office/word/2010/wordprocessingShape" mc:Ignorable="w14 w15 w16se w16cid w16 w16cex w16sdtdh w16du wp14">
   <w:abstractNum w:abstractNumId="0" w15:restartNumberingAfterBreak="0">
+    <w:nsid w:val="06115EAE"/>
+    <w:multiLevelType w:val="multilevel"/>
+    <w:tmpl w:val="29CCF3DE"/>
+    <w:lvl w:ilvl="0">
+      <w:start w:val="2"/>
+      <w:numFmt w:val="decimal"/>
+      <w:lvlText w:val="%1"/>
+      <w:lvlJc w:val="left"/>
+      <w:pPr>
+        <w:ind w:left="360" w:hanging="360"/>
+      </w:pPr>
+      <w:rPr>
+        <w:rFonts w:hint="default"/>
+      </w:rPr>
+    </w:lvl>
+    <w:lvl w:ilvl="1">
+      <w:start w:val="2"/>
+      <w:numFmt w:val="decimal"/>
+      <w:lvlText w:val="%1.%2"/>
+      <w:lvlJc w:val="left"/>
+      <w:pPr>
+        <w:ind w:left="360" w:hanging="360"/>
+      </w:pPr>
+      <w:rPr>
+        <w:rFonts w:hint="default"/>
+      </w:rPr>
+    </w:lvl>
+    <w:lvl w:ilvl="2">
+      <w:start w:val="1"/>
+      <w:numFmt w:val="decimal"/>
+      <w:lvlText w:val="%1.%2.%3"/>
+      <w:lvlJc w:val="left"/>
+      <w:pPr>
+        <w:ind w:left="720" w:hanging="720"/>
+      </w:pPr>
+      <w:rPr>
+        <w:rFonts w:hint="default"/>
+      </w:rPr>
+    </w:lvl>
+    <w:lvl w:ilvl="3">
+      <w:start w:val="1"/>
+      <w:numFmt w:val="decimal"/>
+      <w:lvlText w:val="%1.%2.%3.%4"/>
+      <w:lvlJc w:val="left"/>
+      <w:pPr>
+        <w:ind w:left="720" w:hanging="720"/>
+      </w:pPr>
+      <w:rPr>
+        <w:rFonts w:hint="default"/>
+      </w:rPr>
+    </w:lvl>
+    <w:lvl w:ilvl="4">
+      <w:start w:val="1"/>
+      <w:numFmt w:val="decimal"/>
+      <w:lvlText w:val="%1.%2.%3.%4.%5"/>
+      <w:lvlJc w:val="left"/>
+      <w:pPr>
+        <w:ind w:left="1080" w:hanging="1080"/>
+      </w:pPr>
+      <w:rPr>
+        <w:rFonts w:hint="default"/>
+      </w:rPr>
+    </w:lvl>
+    <w:lvl w:ilvl="5">
+      <w:start w:val="1"/>
+      <w:numFmt w:val="decimal"/>
+      <w:lvlText w:val="%1.%2.%3.%4.%5.%6"/>
+      <w:lvlJc w:val="left"/>
+      <w:pPr>
+        <w:ind w:left="1080" w:hanging="1080"/>
+      </w:pPr>
+      <w:rPr>
+        <w:rFonts w:hint="default"/>
+      </w:rPr>
+    </w:lvl>
+    <w:lvl w:ilvl="6">
+      <w:start w:val="1"/>
+      <w:numFmt w:val="decimal"/>
+      <w:lvlText w:val="%1.%2.%3.%4.%5.%6.%7"/>
+      <w:lvlJc w:val="left"/>
+      <w:pPr>
+        <w:ind w:left="1080" w:hanging="1080"/>
+      </w:pPr>
+      <w:rPr>
+        <w:rFonts w:hint="default"/>
+      </w:rPr>
+    </w:lvl>
+    <w:lvl w:ilvl="7">
+      <w:start w:val="1"/>
+      <w:numFmt w:val="decimal"/>
+      <w:lvlText w:val="%1.%2.%3.%4.%5.%6.%7.%8"/>
+      <w:lvlJc w:val="left"/>
+      <w:pPr>
+        <w:ind w:left="1440" w:hanging="1440"/>
+      </w:pPr>
+      <w:rPr>
+        <w:rFonts w:hint="default"/>
+      </w:rPr>
+    </w:lvl>
+    <w:lvl w:ilvl="8">
+      <w:start w:val="1"/>
+      <w:numFmt w:val="decimal"/>
+      <w:lvlText w:val="%1.%2.%3.%4.%5.%6.%7.%8.%9"/>
+      <w:lvlJc w:val="left"/>
+      <w:pPr>
+        <w:ind w:left="1440" w:hanging="1440"/>
+      </w:pPr>
+      <w:rPr>
+        <w:rFonts w:hint="default"/>
+      </w:rPr>
+    </w:lvl>
+  </w:abstractNum>
+  <w:abstractNum w:abstractNumId="1" w15:restartNumberingAfterBreak="0">
+    <w:nsid w:val="260122E2"/>
+    <w:multiLevelType w:val="hybridMultilevel"/>
+    <w:tmpl w:val="1EFE7DB8"/>
+    <w:lvl w:ilvl="0" w:tplc="04090001">
+      <w:start w:val="1"/>
+      <w:numFmt w:val="bullet"/>
+      <w:lvlText w:val=""/>
+      <w:lvlJc w:val="left"/>
+      <w:pPr>
+        <w:ind w:left="720" w:hanging="360"/>
+      </w:pPr>
+      <w:rPr>
+        <w:rFonts w:ascii="Symbol" w:hAnsi="Symbol" w:hint="default"/>
+      </w:rPr>
+    </w:lvl>
+    <w:lvl w:ilvl="1" w:tplc="04090003" w:tentative="1">
+      <w:start w:val="1"/>
+      <w:numFmt w:val="bullet"/>
+      <w:lvlText w:val="o"/>
+      <w:lvlJc w:val="left"/>
+      <w:pPr>
+        <w:ind w:left="1440" w:hanging="360"/>
+      </w:pPr>
+      <w:rPr>
+        <w:rFonts w:ascii="Courier New" w:hAnsi="Courier New" w:cs="Courier New" w:hint="default"/>
+      </w:rPr>
+    </w:lvl>
+    <w:lvl w:ilvl="2" w:tplc="04090005" w:tentative="1">
+      <w:start w:val="1"/>
+      <w:numFmt w:val="bullet"/>
+      <w:lvlText w:val=""/>
+      <w:lvlJc w:val="left"/>
+      <w:pPr>
+        <w:ind w:left="2160" w:hanging="360"/>
+      </w:pPr>
+      <w:rPr>
+        <w:rFonts w:ascii="Wingdings" w:hAnsi="Wingdings" w:hint="default"/>
+      </w:rPr>
+    </w:lvl>
+    <w:lvl w:ilvl="3" w:tplc="04090001" w:tentative="1">
+      <w:start w:val="1"/>
+      <w:numFmt w:val="bullet"/>
+      <w:lvlText w:val=""/>
+      <w:lvlJc w:val="left"/>
+      <w:pPr>
+        <w:ind w:left="2880" w:hanging="360"/>
+      </w:pPr>
+      <w:rPr>
+        <w:rFonts w:ascii="Symbol" w:hAnsi="Symbol" w:hint="default"/>
+      </w:rPr>
+    </w:lvl>
+    <w:lvl w:ilvl="4" w:tplc="04090003" w:tentative="1">
+      <w:start w:val="1"/>
+      <w:numFmt w:val="bullet"/>
+      <w:lvlText w:val="o"/>
+      <w:lvlJc w:val="left"/>
+      <w:pPr>
+        <w:ind w:left="3600" w:hanging="360"/>
+      </w:pPr>
+      <w:rPr>
+        <w:rFonts w:ascii="Courier New" w:hAnsi="Courier New" w:cs="Courier New" w:hint="default"/>
+      </w:rPr>
+    </w:lvl>
+    <w:lvl w:ilvl="5" w:tplc="04090005" w:tentative="1">
+      <w:start w:val="1"/>
+      <w:numFmt w:val="bullet"/>
+      <w:lvlText w:val=""/>
+      <w:lvlJc w:val="left"/>
+      <w:pPr>
+        <w:ind w:left="4320" w:hanging="360"/>
+      </w:pPr>
+      <w:rPr>
+        <w:rFonts w:ascii="Wingdings" w:hAnsi="Wingdings" w:hint="default"/>
+      </w:rPr>
+    </w:lvl>
+    <w:lvl w:ilvl="6" w:tplc="04090001" w:tentative="1">
+      <w:start w:val="1"/>
+      <w:numFmt w:val="bullet"/>
+      <w:lvlText w:val=""/>
+      <w:lvlJc w:val="left"/>
+      <w:pPr>
+        <w:ind w:left="5040" w:hanging="360"/>
+      </w:pPr>
+      <w:rPr>
+        <w:rFonts w:ascii="Symbol" w:hAnsi="Symbol" w:hint="default"/>
+      </w:rPr>
+    </w:lvl>
+    <w:lvl w:ilvl="7" w:tplc="04090003" w:tentative="1">
+      <w:start w:val="1"/>
+      <w:numFmt w:val="bullet"/>
+      <w:lvlText w:val="o"/>
+      <w:lvlJc w:val="left"/>
+      <w:pPr>
+        <w:ind w:left="5760" w:hanging="360"/>
+      </w:pPr>
+      <w:rPr>
+        <w:rFonts w:ascii="Courier New" w:hAnsi="Courier New" w:cs="Courier New" w:hint="default"/>
+      </w:rPr>
+    </w:lvl>
+    <w:lvl w:ilvl="8" w:tplc="04090005" w:tentative="1">
+      <w:start w:val="1"/>
+      <w:numFmt w:val="bullet"/>
+      <w:lvlText w:val=""/>
+      <w:lvlJc w:val="left"/>
+      <w:pPr>
+        <w:ind w:left="6480" w:hanging="360"/>
+      </w:pPr>
+      <w:rPr>
+        <w:rFonts w:ascii="Wingdings" w:hAnsi="Wingdings" w:hint="default"/>
+      </w:rPr>
+    </w:lvl>
+  </w:abstractNum>
+  <w:abstractNum w:abstractNumId="2" w15:restartNumberingAfterBreak="0">
     <w:nsid w:val="31DB6623"/>
     <w:multiLevelType w:val="multilevel"/>
     <w:tmpl w:val="55F621FA"/>
@@ -2052,7 +2705,7 @@
       </w:rPr>
     </w:lvl>
   </w:abstractNum>
-  <w:abstractNum w:abstractNumId="1" w15:restartNumberingAfterBreak="0">
+  <w:abstractNum w:abstractNumId="3" w15:restartNumberingAfterBreak="0">
     <w:nsid w:val="3FC646F9"/>
     <w:multiLevelType w:val="multilevel"/>
     <w:tmpl w:val="F36E7200"/>
@@ -2201,7 +2854,7 @@
       </w:rPr>
     </w:lvl>
   </w:abstractNum>
-  <w:abstractNum w:abstractNumId="2" w15:restartNumberingAfterBreak="0">
+  <w:abstractNum w:abstractNumId="4" w15:restartNumberingAfterBreak="0">
     <w:nsid w:val="43A66B6B"/>
     <w:multiLevelType w:val="multilevel"/>
     <w:tmpl w:val="7E748C20"/>
@@ -2346,7 +2999,7 @@
       </w:rPr>
     </w:lvl>
   </w:abstractNum>
-  <w:abstractNum w:abstractNumId="3" w15:restartNumberingAfterBreak="0">
+  <w:abstractNum w:abstractNumId="5" w15:restartNumberingAfterBreak="0">
     <w:nsid w:val="497138F6"/>
     <w:multiLevelType w:val="multilevel"/>
     <w:tmpl w:val="E034EACE"/>
@@ -2495,7 +3148,7 @@
       </w:rPr>
     </w:lvl>
   </w:abstractNum>
-  <w:abstractNum w:abstractNumId="4" w15:restartNumberingAfterBreak="0">
+  <w:abstractNum w:abstractNumId="6" w15:restartNumberingAfterBreak="0">
     <w:nsid w:val="50B33569"/>
     <w:multiLevelType w:val="multilevel"/>
     <w:tmpl w:val="50C2BB3C"/>
@@ -2644,7 +3297,7 @@
       </w:rPr>
     </w:lvl>
   </w:abstractNum>
-  <w:abstractNum w:abstractNumId="5" w15:restartNumberingAfterBreak="0">
+  <w:abstractNum w:abstractNumId="7" w15:restartNumberingAfterBreak="0">
     <w:nsid w:val="5F8A7DFC"/>
     <w:multiLevelType w:val="multilevel"/>
     <w:tmpl w:val="E1401A6A"/>
@@ -2757,7 +3410,7 @@
       </w:rPr>
     </w:lvl>
   </w:abstractNum>
-  <w:abstractNum w:abstractNumId="6" w15:restartNumberingAfterBreak="0">
+  <w:abstractNum w:abstractNumId="8" w15:restartNumberingAfterBreak="0">
     <w:nsid w:val="6E132363"/>
     <w:multiLevelType w:val="multilevel"/>
     <w:tmpl w:val="67E41066"/>
@@ -2906,7 +3559,7 @@
       </w:rPr>
     </w:lvl>
   </w:abstractNum>
-  <w:abstractNum w:abstractNumId="7" w15:restartNumberingAfterBreak="0">
+  <w:abstractNum w:abstractNumId="9" w15:restartNumberingAfterBreak="0">
     <w:nsid w:val="71F34745"/>
     <w:multiLevelType w:val="multilevel"/>
     <w:tmpl w:val="C21888A6"/>
@@ -3055,35 +3708,41 @@
       </w:rPr>
     </w:lvl>
   </w:abstractNum>
-  <w:num w:numId="1">
+  <w:num w:numId="1" w16cid:durableId="547302726">
+    <w:abstractNumId w:val="7"/>
+  </w:num>
+  <w:num w:numId="2" w16cid:durableId="1308239828">
+    <w:abstractNumId w:val="9"/>
+  </w:num>
+  <w:num w:numId="3" w16cid:durableId="1727484986">
+    <w:abstractNumId w:val="8"/>
+  </w:num>
+  <w:num w:numId="4" w16cid:durableId="716198105">
     <w:abstractNumId w:val="5"/>
   </w:num>
-  <w:num w:numId="2">
-    <w:abstractNumId w:val="7"/>
+  <w:num w:numId="5" w16cid:durableId="1521120897">
+    <w:abstractNumId w:val="4"/>
   </w:num>
-  <w:num w:numId="3">
+  <w:num w:numId="6" w16cid:durableId="1554654069">
+    <w:abstractNumId w:val="3"/>
+  </w:num>
+  <w:num w:numId="7" w16cid:durableId="2124768957">
     <w:abstractNumId w:val="6"/>
   </w:num>
-  <w:num w:numId="4">
-    <w:abstractNumId w:val="3"/>
-  </w:num>
-  <w:num w:numId="5">
+  <w:num w:numId="8" w16cid:durableId="1753697072">
     <w:abstractNumId w:val="2"/>
   </w:num>
-  <w:num w:numId="6">
+  <w:num w:numId="9" w16cid:durableId="268660734">
+    <w:abstractNumId w:val="0"/>
+  </w:num>
+  <w:num w:numId="10" w16cid:durableId="571621751">
     <w:abstractNumId w:val="1"/>
-  </w:num>
-  <w:num w:numId="7">
-    <w:abstractNumId w:val="4"/>
-  </w:num>
-  <w:num w:numId="8">
-    <w:abstractNumId w:val="0"/>
   </w:num>
 </w:numbering>
 </file>
 
 <file path=word/styles.xml><?xml version="1.0" encoding="utf-8"?>
-<w:styles xmlns:mc="http://schemas.openxmlformats.org/markup-compatibility/2006" xmlns:r="http://schemas.openxmlformats.org/officeDocument/2006/relationships" xmlns:w="http://schemas.openxmlformats.org/wordprocessingml/2006/main" xmlns:w14="http://schemas.microsoft.com/office/word/2010/wordml" xmlns:w15="http://schemas.microsoft.com/office/word/2012/wordml" xmlns:w16cex="http://schemas.microsoft.com/office/word/2018/wordml/cex" xmlns:w16cid="http://schemas.microsoft.com/office/word/2016/wordml/cid" xmlns:w16="http://schemas.microsoft.com/office/word/2018/wordml" xmlns:w16sdtdh="http://schemas.microsoft.com/office/word/2020/wordml/sdtdatahash" xmlns:w16se="http://schemas.microsoft.com/office/word/2015/wordml/symex" mc:Ignorable="w14 w15 w16se w16cid w16 w16cex w16sdtdh">
+<w:styles xmlns:mc="http://schemas.openxmlformats.org/markup-compatibility/2006" xmlns:r="http://schemas.openxmlformats.org/officeDocument/2006/relationships" xmlns:w="http://schemas.openxmlformats.org/wordprocessingml/2006/main" xmlns:w14="http://schemas.microsoft.com/office/word/2010/wordml" xmlns:w15="http://schemas.microsoft.com/office/word/2012/wordml" xmlns:w16cex="http://schemas.microsoft.com/office/word/2018/wordml/cex" xmlns:w16cid="http://schemas.microsoft.com/office/word/2016/wordml/cid" xmlns:w16="http://schemas.microsoft.com/office/word/2018/wordml" xmlns:w16du="http://schemas.microsoft.com/office/word/2023/wordml/word16du" xmlns:w16sdtdh="http://schemas.microsoft.com/office/word/2020/wordml/sdtdatahash" xmlns:w16se="http://schemas.microsoft.com/office/word/2015/wordml/symex" mc:Ignorable="w14 w15 w16se w16cid w16 w16cex w16sdtdh w16du">
   <w:docDefaults>
     <w:rPrDefault>
       <w:rPr>
